--- a/fuentes/CFA2_21720033_DU.docx
+++ b/fuentes/CFA2_21720033_DU.docx
@@ -617,7 +617,7 @@
           <w:r>
             <w:fldChar w:fldCharType="separate"/>
           </w:r>
-          <w:hyperlink w:anchor="_Toc224657856" w:history="1">
+          <w:hyperlink w:anchor="_Toc226545798" w:history="1">
             <w:r>
               <w:rPr>
                 <w:rStyle w:val="Hipervnculo"/>
@@ -644,7 +644,7 @@
                 <w:noProof/>
                 <w:webHidden/>
               </w:rPr>
-              <w:instrText xml:space="preserve"> PAGEREF _Toc224657856 \h </w:instrText>
+              <w:instrText xml:space="preserve"> PAGEREF _Toc226545798 \h </w:instrText>
             </w:r>
             <w:r>
               <w:rPr>
@@ -690,7 +690,7 @@
               <w:lang w:eastAsia="es-CO"/>
             </w:rPr>
           </w:pPr>
-          <w:hyperlink w:anchor="_Toc224657857" w:history="1">
+          <w:hyperlink w:anchor="_Toc226545799" w:history="1">
             <w:r>
               <w:rPr>
                 <w:rStyle w:val="Hipervnculo"/>
@@ -734,7 +734,7 @@
                 <w:noProof/>
                 <w:webHidden/>
               </w:rPr>
-              <w:instrText xml:space="preserve"> PAGEREF _Toc224657857 \h </w:instrText>
+              <w:instrText xml:space="preserve"> PAGEREF _Toc226545799 \h </w:instrText>
             </w:r>
             <w:r>
               <w:rPr>
@@ -754,7 +754,7 @@
                 <w:noProof/>
                 <w:webHidden/>
               </w:rPr>
-              <w:t>4</w:t>
+              <w:t>2</w:t>
             </w:r>
             <w:r>
               <w:rPr>
@@ -780,7 +780,7 @@
               <w:lang w:eastAsia="es-CO"/>
             </w:rPr>
           </w:pPr>
-          <w:hyperlink w:anchor="_Toc224657858" w:history="1">
+          <w:hyperlink w:anchor="_Toc226545800" w:history="1">
             <w:r>
               <w:rPr>
                 <w:rStyle w:val="Hipervnculo"/>
@@ -833,7 +833,7 @@
                 <w:noProof/>
                 <w:webHidden/>
               </w:rPr>
-              <w:instrText xml:space="preserve"> PAGEREF _Toc224657858 \h </w:instrText>
+              <w:instrText xml:space="preserve"> PAGEREF _Toc226545800 \h </w:instrText>
             </w:r>
             <w:r>
               <w:rPr>
@@ -853,7 +853,7 @@
                 <w:noProof/>
                 <w:webHidden/>
               </w:rPr>
-              <w:t>9</w:t>
+              <w:t>7</w:t>
             </w:r>
             <w:r>
               <w:rPr>
@@ -879,7 +879,7 @@
               <w:lang w:eastAsia="es-CO"/>
             </w:rPr>
           </w:pPr>
-          <w:hyperlink w:anchor="_Toc224657859" w:history="1">
+          <w:hyperlink w:anchor="_Toc226545801" w:history="1">
             <w:r>
               <w:rPr>
                 <w:rStyle w:val="Hipervnculo"/>
@@ -923,7 +923,7 @@
                 <w:noProof/>
                 <w:webHidden/>
               </w:rPr>
-              <w:instrText xml:space="preserve"> PAGEREF _Toc224657859 \h </w:instrText>
+              <w:instrText xml:space="preserve"> PAGEREF _Toc226545801 \h </w:instrText>
             </w:r>
             <w:r>
               <w:rPr>
@@ -943,7 +943,7 @@
                 <w:noProof/>
                 <w:webHidden/>
               </w:rPr>
-              <w:t>14</w:t>
+              <w:t>12</w:t>
             </w:r>
             <w:r>
               <w:rPr>
@@ -969,7 +969,7 @@
               <w:lang w:eastAsia="es-CO"/>
             </w:rPr>
           </w:pPr>
-          <w:hyperlink w:anchor="_Toc224657860" w:history="1">
+          <w:hyperlink w:anchor="_Toc226545802" w:history="1">
             <w:r>
               <w:rPr>
                 <w:rStyle w:val="Hipervnculo"/>
@@ -1029,7 +1029,7 @@
                 <w:noProof/>
                 <w:webHidden/>
               </w:rPr>
-              <w:instrText xml:space="preserve"> PAGEREF _Toc224657860 \h </w:instrText>
+              <w:instrText xml:space="preserve"> PAGEREF _Toc226545802 \h </w:instrText>
             </w:r>
             <w:r>
               <w:rPr>
@@ -1049,7 +1049,7 @@
                 <w:noProof/>
                 <w:webHidden/>
               </w:rPr>
-              <w:t>18</w:t>
+              <w:t>16</w:t>
             </w:r>
             <w:r>
               <w:rPr>
@@ -1075,7 +1075,7 @@
               <w:lang w:eastAsia="es-CO"/>
             </w:rPr>
           </w:pPr>
-          <w:hyperlink w:anchor="_Toc224657861" w:history="1">
+          <w:hyperlink w:anchor="_Toc226545803" w:history="1">
             <w:r>
               <w:rPr>
                 <w:rStyle w:val="Hipervnculo"/>
@@ -1119,7 +1119,7 @@
                 <w:noProof/>
                 <w:webHidden/>
               </w:rPr>
-              <w:instrText xml:space="preserve"> PAGEREF _Toc224657861 \h </w:instrText>
+              <w:instrText xml:space="preserve"> PAGEREF _Toc226545803 \h </w:instrText>
             </w:r>
             <w:r>
               <w:rPr>
@@ -1139,7 +1139,7 @@
                 <w:noProof/>
                 <w:webHidden/>
               </w:rPr>
-              <w:t>25</w:t>
+              <w:t>22</w:t>
             </w:r>
             <w:r>
               <w:rPr>
@@ -1161,7 +1161,7 @@
               <w:lang w:eastAsia="es-CO"/>
             </w:rPr>
           </w:pPr>
-          <w:hyperlink w:anchor="_Toc224657862" w:history="1">
+          <w:hyperlink w:anchor="_Toc226545804" w:history="1">
             <w:r>
               <w:rPr>
                 <w:rStyle w:val="Hipervnculo"/>
@@ -1205,7 +1205,7 @@
                 <w:noProof/>
                 <w:webHidden/>
               </w:rPr>
-              <w:instrText xml:space="preserve"> PAGEREF _Toc224657862 \h </w:instrText>
+              <w:instrText xml:space="preserve"> PAGEREF _Toc226545804 \h </w:instrText>
             </w:r>
             <w:r>
               <w:rPr>
@@ -1225,7 +1225,7 @@
                 <w:noProof/>
                 <w:webHidden/>
               </w:rPr>
-              <w:t>25</w:t>
+              <w:t>22</w:t>
             </w:r>
             <w:r>
               <w:rPr>
@@ -1247,7 +1247,7 @@
               <w:lang w:eastAsia="es-CO"/>
             </w:rPr>
           </w:pPr>
-          <w:hyperlink w:anchor="_Toc224657863" w:history="1">
+          <w:hyperlink w:anchor="_Toc226545805" w:history="1">
             <w:r>
               <w:rPr>
                 <w:rStyle w:val="Hipervnculo"/>
@@ -1291,7 +1291,7 @@
                 <w:noProof/>
                 <w:webHidden/>
               </w:rPr>
-              <w:instrText xml:space="preserve"> PAGEREF _Toc224657863 \h </w:instrText>
+              <w:instrText xml:space="preserve"> PAGEREF _Toc226545805 \h </w:instrText>
             </w:r>
             <w:r>
               <w:rPr>
@@ -1311,7 +1311,7 @@
                 <w:noProof/>
                 <w:webHidden/>
               </w:rPr>
-              <w:t>26</w:t>
+              <w:t>23</w:t>
             </w:r>
             <w:r>
               <w:rPr>
@@ -1333,7 +1333,7 @@
               <w:lang w:eastAsia="es-CO"/>
             </w:rPr>
           </w:pPr>
-          <w:hyperlink w:anchor="_Toc224657864" w:history="1">
+          <w:hyperlink w:anchor="_Toc226545806" w:history="1">
             <w:r>
               <w:rPr>
                 <w:rStyle w:val="Hipervnculo"/>
@@ -1377,7 +1377,7 @@
                 <w:noProof/>
                 <w:webHidden/>
               </w:rPr>
-              <w:instrText xml:space="preserve"> PAGEREF _Toc224657864 \h </w:instrText>
+              <w:instrText xml:space="preserve"> PAGEREF _Toc226545806 \h </w:instrText>
             </w:r>
             <w:r>
               <w:rPr>
@@ -1397,7 +1397,7 @@
                 <w:noProof/>
                 <w:webHidden/>
               </w:rPr>
-              <w:t>28</w:t>
+              <w:t>25</w:t>
             </w:r>
             <w:r>
               <w:rPr>
@@ -1419,7 +1419,7 @@
               <w:lang w:eastAsia="es-CO"/>
             </w:rPr>
           </w:pPr>
-          <w:hyperlink w:anchor="_Toc224657865" w:history="1">
+          <w:hyperlink w:anchor="_Toc226545807" w:history="1">
             <w:r>
               <w:rPr>
                 <w:rStyle w:val="Hipervnculo"/>
@@ -1463,7 +1463,7 @@
                 <w:noProof/>
                 <w:webHidden/>
               </w:rPr>
-              <w:instrText xml:space="preserve"> PAGEREF _Toc224657865 \h </w:instrText>
+              <w:instrText xml:space="preserve"> PAGEREF _Toc226545807 \h </w:instrText>
             </w:r>
             <w:r>
               <w:rPr>
@@ -1483,7 +1483,7 @@
                 <w:noProof/>
                 <w:webHidden/>
               </w:rPr>
-              <w:t>30</w:t>
+              <w:t>27</w:t>
             </w:r>
             <w:r>
               <w:rPr>
@@ -1505,7 +1505,7 @@
               <w:lang w:eastAsia="es-CO"/>
             </w:rPr>
           </w:pPr>
-          <w:hyperlink w:anchor="_Toc224657866" w:history="1">
+          <w:hyperlink w:anchor="_Toc226545808" w:history="1">
             <w:r>
               <w:rPr>
                 <w:rStyle w:val="Hipervnculo"/>
@@ -1549,7 +1549,7 @@
                 <w:noProof/>
                 <w:webHidden/>
               </w:rPr>
-              <w:instrText xml:space="preserve"> PAGEREF _Toc224657866 \h </w:instrText>
+              <w:instrText xml:space="preserve"> PAGEREF _Toc226545808 \h </w:instrText>
             </w:r>
             <w:r>
               <w:rPr>
@@ -1569,7 +1569,7 @@
                 <w:noProof/>
                 <w:webHidden/>
               </w:rPr>
-              <w:t>32</w:t>
+              <w:t>29</w:t>
             </w:r>
             <w:r>
               <w:rPr>
@@ -1591,7 +1591,7 @@
               <w:lang w:eastAsia="es-CO"/>
             </w:rPr>
           </w:pPr>
-          <w:hyperlink w:anchor="_Toc224657867" w:history="1">
+          <w:hyperlink w:anchor="_Toc226545809" w:history="1">
             <w:r>
               <w:rPr>
                 <w:rStyle w:val="Hipervnculo"/>
@@ -1635,7 +1635,7 @@
                 <w:noProof/>
                 <w:webHidden/>
               </w:rPr>
-              <w:instrText xml:space="preserve"> PAGEREF _Toc224657867 \h </w:instrText>
+              <w:instrText xml:space="preserve"> PAGEREF _Toc226545809 \h </w:instrText>
             </w:r>
             <w:r>
               <w:rPr>
@@ -1655,7 +1655,7 @@
                 <w:noProof/>
                 <w:webHidden/>
               </w:rPr>
-              <w:t>34</w:t>
+              <w:t>30</w:t>
             </w:r>
             <w:r>
               <w:rPr>
@@ -1677,7 +1677,7 @@
               <w:lang w:eastAsia="es-CO"/>
             </w:rPr>
           </w:pPr>
-          <w:hyperlink w:anchor="_Toc224657868" w:history="1">
+          <w:hyperlink w:anchor="_Toc226545810" w:history="1">
             <w:r>
               <w:rPr>
                 <w:rStyle w:val="Hipervnculo"/>
@@ -1721,7 +1721,7 @@
                 <w:noProof/>
                 <w:webHidden/>
               </w:rPr>
-              <w:instrText xml:space="preserve"> PAGEREF _Toc224657868 \h </w:instrText>
+              <w:instrText xml:space="preserve"> PAGEREF _Toc226545810 \h </w:instrText>
             </w:r>
             <w:r>
               <w:rPr>
@@ -1741,7 +1741,7 @@
                 <w:noProof/>
                 <w:webHidden/>
               </w:rPr>
-              <w:t>35</w:t>
+              <w:t>31</w:t>
             </w:r>
             <w:r>
               <w:rPr>
@@ -1766,7 +1766,7 @@
               <w:lang w:eastAsia="es-CO"/>
             </w:rPr>
           </w:pPr>
-          <w:hyperlink w:anchor="_Toc224657869" w:history="1">
+          <w:hyperlink w:anchor="_Toc226545811" w:history="1">
             <w:r>
               <w:rPr>
                 <w:rStyle w:val="Hipervnculo"/>
@@ -1793,7 +1793,7 @@
                 <w:noProof/>
                 <w:webHidden/>
               </w:rPr>
-              <w:instrText xml:space="preserve"> PAGEREF _Toc224657869 \h </w:instrText>
+              <w:instrText xml:space="preserve"> PAGEREF _Toc226545811 \h </w:instrText>
             </w:r>
             <w:r>
               <w:rPr>
@@ -1813,7 +1813,7 @@
                 <w:noProof/>
                 <w:webHidden/>
               </w:rPr>
-              <w:t>41</w:t>
+              <w:t>37</w:t>
             </w:r>
             <w:r>
               <w:rPr>
@@ -1838,7 +1838,7 @@
               <w:lang w:eastAsia="es-CO"/>
             </w:rPr>
           </w:pPr>
-          <w:hyperlink w:anchor="_Toc224657870" w:history="1">
+          <w:hyperlink w:anchor="_Toc226545812" w:history="1">
             <w:r>
               <w:rPr>
                 <w:rStyle w:val="Hipervnculo"/>
@@ -1865,7 +1865,7 @@
                 <w:noProof/>
                 <w:webHidden/>
               </w:rPr>
-              <w:instrText xml:space="preserve"> PAGEREF _Toc224657870 \h </w:instrText>
+              <w:instrText xml:space="preserve"> PAGEREF _Toc226545812 \h </w:instrText>
             </w:r>
             <w:r>
               <w:rPr>
@@ -1885,7 +1885,7 @@
                 <w:noProof/>
                 <w:webHidden/>
               </w:rPr>
-              <w:t>42</w:t>
+              <w:t>38</w:t>
             </w:r>
             <w:r>
               <w:rPr>
@@ -1910,7 +1910,7 @@
               <w:lang w:eastAsia="es-CO"/>
             </w:rPr>
           </w:pPr>
-          <w:hyperlink w:anchor="_Toc224657871" w:history="1">
+          <w:hyperlink w:anchor="_Toc226545813" w:history="1">
             <w:r>
               <w:rPr>
                 <w:rStyle w:val="Hipervnculo"/>
@@ -1937,7 +1937,7 @@
                 <w:noProof/>
                 <w:webHidden/>
               </w:rPr>
-              <w:instrText xml:space="preserve"> PAGEREF _Toc224657871 \h </w:instrText>
+              <w:instrText xml:space="preserve"> PAGEREF _Toc226545813 \h </w:instrText>
             </w:r>
             <w:r>
               <w:rPr>
@@ -1957,7 +1957,7 @@
                 <w:noProof/>
                 <w:webHidden/>
               </w:rPr>
-              <w:t>44</w:t>
+              <w:t>40</w:t>
             </w:r>
             <w:r>
               <w:rPr>
@@ -1982,7 +1982,7 @@
               <w:lang w:eastAsia="es-CO"/>
             </w:rPr>
           </w:pPr>
-          <w:hyperlink w:anchor="_Toc224657872" w:history="1">
+          <w:hyperlink w:anchor="_Toc226545814" w:history="1">
             <w:r>
               <w:rPr>
                 <w:rStyle w:val="Hipervnculo"/>
@@ -2009,7 +2009,7 @@
                 <w:noProof/>
                 <w:webHidden/>
               </w:rPr>
-              <w:instrText xml:space="preserve"> PAGEREF _Toc224657872 \h </w:instrText>
+              <w:instrText xml:space="preserve"> PAGEREF _Toc226545814 \h </w:instrText>
             </w:r>
             <w:r>
               <w:rPr>
@@ -2029,7 +2029,7 @@
                 <w:noProof/>
                 <w:webHidden/>
               </w:rPr>
-              <w:t>45</w:t>
+              <w:t>41</w:t>
             </w:r>
             <w:r>
               <w:rPr>
@@ -2074,7 +2074,7 @@
       <w:pPr>
         <w:pStyle w:val="Titulosgenerales"/>
       </w:pPr>
-      <w:bookmarkStart w:id="0" w:name="_Toc224657856"/>
+      <w:bookmarkStart w:id="0" w:name="_Toc226545798"/>
       <w:r>
         <w:lastRenderedPageBreak/>
         <w:t>Introducción</w:t>
@@ -2143,224 +2143,10 @@
     </w:p>
     <w:p>
       <w:pPr>
-        <w:pStyle w:val="Video"/>
-      </w:pPr>
-      <w:r>
-        <w:t>Introducción a la seguridad de bases de datos</w:t>
-      </w:r>
-    </w:p>
-    <w:p>
-      <w:r>
-        <w:lastRenderedPageBreak/>
-        <w:t xml:space="preserve">                    </w:t>
-      </w:r>
-      <w:r>
-        <w:rPr>
-          <w:noProof/>
-        </w:rPr>
-        <w:drawing>
-          <wp:inline distT="0" distB="0" distL="0" distR="0" wp14:anchorId="0C5228ED" wp14:editId="0A1EB0BE">
-            <wp:extent cx="3768918" cy="2121055"/>
-            <wp:effectExtent l="0" t="0" r="3175" b="0"/>
-            <wp:docPr id="1" name="Imagen 1">
-              <a:extLst xmlns:a="http://schemas.openxmlformats.org/drawingml/2006/main">
-                <a:ext uri="{C183D7F6-B498-43B3-948B-1728B52AA6E4}">
-                  <adec:decorative xmlns:adec="http://schemas.microsoft.com/office/drawing/2017/decorative" val="1"/>
-                </a:ext>
-              </a:extLst>
-            </wp:docPr>
-            <wp:cNvGraphicFramePr>
-              <a:graphicFrameLocks xmlns:a="http://schemas.openxmlformats.org/drawingml/2006/main" noChangeAspect="1"/>
-            </wp:cNvGraphicFramePr>
-            <a:graphic xmlns:a="http://schemas.openxmlformats.org/drawingml/2006/main">
-              <a:graphicData uri="http://schemas.openxmlformats.org/drawingml/2006/picture">
-                <pic:pic xmlns:pic="http://schemas.openxmlformats.org/drawingml/2006/picture">
-                  <pic:nvPicPr>
-                    <pic:cNvPr id="1" name="Imagen 1">
-                      <a:extLst>
-                        <a:ext uri="{C183D7F6-B498-43B3-948B-1728B52AA6E4}">
-                          <adec:decorative xmlns:adec="http://schemas.microsoft.com/office/drawing/2017/decorative" val="1"/>
-                        </a:ext>
-                      </a:extLst>
-                    </pic:cNvPr>
-                    <pic:cNvPicPr>
-                      <a:picLocks noChangeAspect="1" noChangeArrowheads="1"/>
-                    </pic:cNvPicPr>
-                  </pic:nvPicPr>
-                  <pic:blipFill>
-                    <a:blip r:embed="rId13" cstate="print">
-                      <a:extLst>
-                        <a:ext uri="{28A0092B-C50C-407E-A947-70E740481C1C}">
-                          <a14:useLocalDpi xmlns:a14="http://schemas.microsoft.com/office/drawing/2010/main" val="0"/>
-                        </a:ext>
-                      </a:extLst>
-                    </a:blip>
-                    <a:srcRect/>
-                    <a:stretch>
-                      <a:fillRect/>
-                    </a:stretch>
-                  </pic:blipFill>
-                  <pic:spPr bwMode="auto">
-                    <a:xfrm>
-                      <a:off x="0" y="0"/>
-                      <a:ext cx="3801038" cy="2139131"/>
-                    </a:xfrm>
-                    <a:prstGeom prst="rect">
-                      <a:avLst/>
-                    </a:prstGeom>
-                    <a:noFill/>
-                    <a:ln>
-                      <a:noFill/>
-                    </a:ln>
-                  </pic:spPr>
-                </pic:pic>
-              </a:graphicData>
-            </a:graphic>
-          </wp:inline>
-        </w:drawing>
-      </w:r>
-    </w:p>
-    <w:p>
-      <w:pPr>
-        <w:rPr>
-          <w:b/>
-          <w:lang w:val="es-419"/>
-        </w:rPr>
-      </w:pPr>
-      <w:r>
-        <w:t xml:space="preserve">  </w:t>
-      </w:r>
-      <w:r>
-        <w:t xml:space="preserve">           </w:t>
-      </w:r>
-      <w:r>
-        <w:t xml:space="preserve">   </w:t>
-      </w:r>
-      <w:r>
-        <w:rPr>
-          <w:b/>
-          <w:bCs/>
-          <w:sz w:val="24"/>
-          <w:szCs w:val="24"/>
-        </w:rPr>
-        <w:t xml:space="preserve">       </w:t>
-      </w:r>
-      <w:r>
-        <w:rPr>
-          <w:b/>
-          <w:bCs/>
-          <w:sz w:val="24"/>
-          <w:szCs w:val="24"/>
-        </w:rPr>
-        <w:t xml:space="preserve">   </w:t>
-      </w:r>
-      <w:r>
-        <w:rPr>
-          <w:b/>
-          <w:bCs/>
-          <w:sz w:val="24"/>
-          <w:szCs w:val="24"/>
-        </w:rPr>
-        <w:t xml:space="preserve">      </w:t>
-      </w:r>
-      <w:r>
-        <w:t xml:space="preserve">     </w:t>
-      </w:r>
-      <w:r>
-        <w:rPr>
-          <w:noProof/>
-        </w:rPr>
-        <w:t xml:space="preserve">      </w:t>
-      </w:r>
-      <w:hyperlink r:id="rId14" w:history="1">
-        <w:r>
-          <w:rPr>
-            <w:rStyle w:val="Hipervnculo"/>
-            <w:b/>
-            <w:lang w:val="es-419"/>
-          </w:rPr>
-          <w:t>Enlace de reproducción del video</w:t>
-        </w:r>
-      </w:hyperlink>
-    </w:p>
-    <w:tbl>
-      <w:tblPr>
-        <w:tblStyle w:val="Tablaconcuadrcula"/>
-        <w:tblW w:w="0" w:type="auto"/>
-        <w:tblLook w:val="04A0" w:firstRow="1" w:lastRow="0" w:firstColumn="1" w:lastColumn="0" w:noHBand="0" w:noVBand="1"/>
-      </w:tblPr>
-      <w:tblGrid>
-        <w:gridCol w:w="9962"/>
-      </w:tblGrid>
-      <w:tr>
-        <w:tc>
-          <w:tcPr>
-            <w:tcW w:w="9962" w:type="dxa"/>
-          </w:tcPr>
-          <w:p>
-            <w:pPr>
-              <w:pStyle w:val="Video"/>
-              <w:numPr>
-                <w:ilvl w:val="0"/>
-                <w:numId w:val="0"/>
-              </w:numPr>
-              <w:ind w:left="306"/>
-              <w:jc w:val="left"/>
-              <w:rPr>
-                <w:b/>
-                <w:lang w:val="es-419"/>
-              </w:rPr>
-            </w:pPr>
-            <w:r>
-              <w:rPr>
-                <w:b/>
-                <w:lang w:val="es-419"/>
-              </w:rPr>
-              <w:t>Síntesis del video:</w:t>
-            </w:r>
-            <w:r>
-              <w:rPr>
-                <w:b/>
-                <w:lang w:val="es-419"/>
-              </w:rPr>
-              <w:t xml:space="preserve"> </w:t>
-            </w:r>
-            <w:r>
-              <w:rPr>
-                <w:bCs/>
-              </w:rPr>
-              <w:t xml:space="preserve">Introducción </w:t>
-            </w:r>
-          </w:p>
-        </w:tc>
-      </w:tr>
-      <w:tr>
-        <w:tc>
-          <w:tcPr>
-            <w:tcW w:w="9962" w:type="dxa"/>
-          </w:tcPr>
-          <w:p>
-            <w:pPr>
-              <w:rPr>
-                <w:lang w:val="es-419"/>
-              </w:rPr>
-            </w:pPr>
-          </w:p>
-        </w:tc>
-      </w:tr>
-    </w:tbl>
-    <w:p>
-      <w:pPr>
         <w:spacing w:before="0" w:after="160" w:line="259" w:lineRule="auto"/>
         <w:ind w:firstLine="0"/>
-        <w:rPr>
-          <w:lang w:val="es-419" w:eastAsia="es-CO"/>
-        </w:rPr>
-      </w:pPr>
-      <w:r>
-        <w:rPr>
-          <w:lang w:val="es-419" w:eastAsia="es-CO"/>
-        </w:rPr>
+      </w:pPr>
+      <w:r>
         <w:br w:type="page"/>
       </w:r>
     </w:p>
@@ -2368,7 +2154,7 @@
       <w:pPr>
         <w:pStyle w:val="Ttulo1"/>
       </w:pPr>
-      <w:bookmarkStart w:id="1" w:name="_Toc224657857"/>
+      <w:bookmarkStart w:id="1" w:name="_Toc226545799"/>
       <w:r>
         <w:lastRenderedPageBreak/>
         <w:t>Categorías de negocios electrónicos</w:t>
@@ -3268,8 +3054,6 @@
       </w:pPr>
       <w:r>
         <w:rPr>
-          <w:b/>
-          <w:bCs/>
           <w:lang w:val="es-419" w:eastAsia="es-CO"/>
         </w:rPr>
         <w:t>Nota</w:t>
@@ -3339,7 +3123,7 @@
       <w:pPr>
         <w:pStyle w:val="Ttulo1"/>
       </w:pPr>
-      <w:bookmarkStart w:id="2" w:name="_Toc224657858"/>
+      <w:bookmarkStart w:id="2" w:name="_Toc226545800"/>
       <w:r>
         <w:lastRenderedPageBreak/>
         <w:t xml:space="preserve">Diseño de estrategias </w:t>
@@ -3919,7 +3703,7 @@
       <w:r>
         <w:t xml:space="preserve"> para profundizar en los conceptos básicos de los negocios electrónicos y explorar las distintas categorías existentes: </w:t>
       </w:r>
-      <w:hyperlink r:id="rId15" w:history="1">
+      <w:hyperlink r:id="rId13" w:history="1">
         <w:r>
           <w:rPr>
             <w:rStyle w:val="Hipervnculo"/>
@@ -3976,7 +3760,7 @@
       <w:pPr>
         <w:pStyle w:val="Ttulo1"/>
       </w:pPr>
-      <w:bookmarkStart w:id="3" w:name="_Toc224657859"/>
+      <w:bookmarkStart w:id="3" w:name="_Toc226545801"/>
       <w:r>
         <w:lastRenderedPageBreak/>
         <w:t>Estrategias de valor agregado para negocios electrónicos</w:t>
@@ -4404,7 +4188,7 @@
       <w:pPr>
         <w:pStyle w:val="Ttulo1"/>
       </w:pPr>
-      <w:bookmarkStart w:id="4" w:name="_Toc224657860"/>
+      <w:bookmarkStart w:id="4" w:name="_Toc226545802"/>
       <w:r>
         <w:lastRenderedPageBreak/>
         <w:t xml:space="preserve">Plan estratégico en </w:t>
@@ -4557,7 +4341,16 @@
         <w:rPr>
           <w:lang w:val="es-419" w:eastAsia="es-CO"/>
         </w:rPr>
-        <w:t xml:space="preserve"> digital deben ser SMART, asegurando que sean:</w:t>
+        <w:t xml:space="preserve"> digital deben ser </w:t>
+      </w:r>
+      <w:r>
+        <w:t>SMART</w:t>
+      </w:r>
+      <w:r>
+        <w:rPr>
+          <w:lang w:val="es-419" w:eastAsia="es-CO"/>
+        </w:rPr>
+        <w:t>, asegurando que sean:</w:t>
       </w:r>
     </w:p>
     <w:p>
@@ -4574,13 +4367,14 @@
         </w:rPr>
         <w:t>Específicos</w:t>
       </w:r>
-    </w:p>
-    <w:p>
-      <w:pPr>
-        <w:rPr>
-          <w:lang w:val="es-419" w:eastAsia="es-CO"/>
-        </w:rPr>
-      </w:pPr>
+      <w:r>
+        <w:rPr>
+          <w:b/>
+          <w:bCs/>
+          <w:lang w:val="es-419" w:eastAsia="es-CO"/>
+        </w:rPr>
+        <w:t xml:space="preserve">. </w:t>
+      </w:r>
       <w:r>
         <w:rPr>
           <w:lang w:val="es-419" w:eastAsia="es-CO"/>
@@ -4590,21 +4384,6 @@
     </w:p>
     <w:p>
       <w:pPr>
-        <w:spacing w:before="0" w:after="160" w:line="259" w:lineRule="auto"/>
-        <w:ind w:firstLine="0"/>
-        <w:rPr>
-          <w:lang w:val="es-419" w:eastAsia="es-CO"/>
-        </w:rPr>
-      </w:pPr>
-      <w:r>
-        <w:rPr>
-          <w:lang w:val="es-419" w:eastAsia="es-CO"/>
-        </w:rPr>
-        <w:br w:type="page"/>
-      </w:r>
-    </w:p>
-    <w:p>
-      <w:pPr>
         <w:rPr>
           <w:lang w:val="es-419" w:eastAsia="es-CO"/>
         </w:rPr>
@@ -4615,30 +4394,87 @@
           <w:bCs/>
           <w:lang w:val="es-419" w:eastAsia="es-CO"/>
         </w:rPr>
+        <w:t>Medibles</w:t>
+      </w:r>
+      <w:r>
+        <w:rPr>
+          <w:b/>
+          <w:bCs/>
+          <w:lang w:val="es-419" w:eastAsia="es-CO"/>
+        </w:rPr>
+        <w:t xml:space="preserve">. </w:t>
+      </w:r>
+      <w:r>
+        <w:rPr>
+          <w:lang w:val="es-419" w:eastAsia="es-CO"/>
+        </w:rPr>
+        <w:t>Permiten cuantificar el progreso y resultados.</w:t>
+      </w:r>
+    </w:p>
+    <w:p>
+      <w:pPr>
+        <w:rPr>
+          <w:lang w:val="es-419" w:eastAsia="es-CO"/>
+        </w:rPr>
+      </w:pPr>
+      <w:r>
+        <w:rPr>
+          <w:b/>
+          <w:bCs/>
+          <w:lang w:val="es-419" w:eastAsia="es-CO"/>
+        </w:rPr>
+        <w:t>Alcanzables</w:t>
+      </w:r>
+      <w:r>
+        <w:rPr>
+          <w:b/>
+          <w:bCs/>
+          <w:lang w:val="es-419" w:eastAsia="es-CO"/>
+        </w:rPr>
+        <w:t xml:space="preserve">. </w:t>
+      </w:r>
+      <w:r>
+        <w:rPr>
+          <w:lang w:val="es-419" w:eastAsia="es-CO"/>
+        </w:rPr>
+        <w:t>Realistas según los recursos de la empresa.</w:t>
+      </w:r>
+    </w:p>
+    <w:p>
+      <w:pPr>
+        <w:rPr>
+          <w:lang w:val="es-419" w:eastAsia="es-CO"/>
+        </w:rPr>
+      </w:pPr>
+      <w:r>
+        <w:rPr>
+          <w:b/>
+          <w:bCs/>
+          <w:lang w:val="es-419" w:eastAsia="es-CO"/>
+        </w:rPr>
         <w:lastRenderedPageBreak/>
-        <w:t>Medibles</w:t>
-      </w:r>
-    </w:p>
-    <w:p>
-      <w:pPr>
-        <w:rPr>
-          <w:lang w:val="es-419" w:eastAsia="es-CO"/>
-        </w:rPr>
-      </w:pPr>
-      <w:r>
-        <w:rPr>
-          <w:lang w:val="es-419" w:eastAsia="es-CO"/>
-        </w:rPr>
-        <w:t>Permiten cuantificar el progreso y resultados.</w:t>
-      </w:r>
-    </w:p>
-    <w:p>
-      <w:pPr>
+        <w:t>Relevantes</w:t>
+      </w:r>
+      <w:r>
         <w:rPr>
           <w:b/>
           <w:bCs/>
           <w:lang w:val="es-419" w:eastAsia="es-CO"/>
         </w:rPr>
+        <w:t xml:space="preserve">. </w:t>
+      </w:r>
+      <w:r>
+        <w:rPr>
+          <w:lang w:val="es-419" w:eastAsia="es-CO"/>
+        </w:rPr>
+        <w:t>Contribuyen a la misión y visión de la empresa.</w:t>
+      </w:r>
+    </w:p>
+    <w:p>
+      <w:pPr>
+        <w:rPr>
+          <w:lang w:val="es-419" w:eastAsia="es-CO"/>
+        </w:rPr>
       </w:pPr>
       <w:r>
         <w:rPr>
@@ -4646,73 +4482,16 @@
           <w:bCs/>
           <w:lang w:val="es-419" w:eastAsia="es-CO"/>
         </w:rPr>
-        <w:t>Alcanzables</w:t>
-      </w:r>
-    </w:p>
-    <w:p>
-      <w:pPr>
-        <w:rPr>
-          <w:lang w:val="es-419" w:eastAsia="es-CO"/>
-        </w:rPr>
-      </w:pPr>
-      <w:r>
-        <w:rPr>
-          <w:lang w:val="es-419" w:eastAsia="es-CO"/>
-        </w:rPr>
-        <w:t>Realistas según los recursos de la empresa.</w:t>
-      </w:r>
-    </w:p>
-    <w:p>
-      <w:pPr>
-        <w:rPr>
-          <w:lang w:val="es-419" w:eastAsia="es-CO"/>
-        </w:rPr>
-      </w:pPr>
+        <w:t>Temporales</w:t>
+      </w:r>
       <w:r>
         <w:rPr>
           <w:b/>
           <w:bCs/>
           <w:lang w:val="es-419" w:eastAsia="es-CO"/>
         </w:rPr>
-        <w:t>Relevantes</w:t>
-      </w:r>
-    </w:p>
-    <w:p>
-      <w:pPr>
-        <w:rPr>
-          <w:lang w:val="es-419" w:eastAsia="es-CO"/>
-        </w:rPr>
-      </w:pPr>
-      <w:r>
-        <w:rPr>
-          <w:lang w:val="es-419" w:eastAsia="es-CO"/>
-        </w:rPr>
-        <w:t>Contribuyen a la misión y visión de la empresa.</w:t>
-      </w:r>
-    </w:p>
-    <w:p>
-      <w:pPr>
-        <w:rPr>
-          <w:b/>
-          <w:bCs/>
-          <w:lang w:val="es-419" w:eastAsia="es-CO"/>
-        </w:rPr>
-      </w:pPr>
-      <w:r>
-        <w:rPr>
-          <w:b/>
-          <w:bCs/>
-          <w:lang w:val="es-419" w:eastAsia="es-CO"/>
-        </w:rPr>
-        <w:t>Temporales</w:t>
-      </w:r>
-    </w:p>
-    <w:p>
-      <w:pPr>
-        <w:rPr>
-          <w:lang w:val="es-419" w:eastAsia="es-CO"/>
-        </w:rPr>
-      </w:pPr>
+        <w:t xml:space="preserve">. </w:t>
+      </w:r>
       <w:r>
         <w:rPr>
           <w:lang w:val="es-419" w:eastAsia="es-CO"/>
@@ -4731,7 +4510,16 @@
         <w:rPr>
           <w:lang w:val="es-419" w:eastAsia="es-CO"/>
         </w:rPr>
-        <w:t xml:space="preserve">Ejemplos de objetivos SMART en </w:t>
+        <w:t xml:space="preserve">Ejemplos de objetivos </w:t>
+      </w:r>
+      <w:r>
+        <w:t>SMART</w:t>
+      </w:r>
+      <w:r>
+        <w:rPr>
+          <w:lang w:val="es-419" w:eastAsia="es-CO"/>
+        </w:rPr>
+        <w:t xml:space="preserve"> en </w:t>
       </w:r>
       <w:r>
         <w:rPr>
@@ -5198,11 +4986,8 @@
       </w:pPr>
       <w:r>
         <w:rPr>
-          <w:b/>
-          <w:bCs/>
-          <w:lang w:val="es-419" w:eastAsia="es-CO"/>
-        </w:rPr>
-        <w:lastRenderedPageBreak/>
+          <w:lang w:val="es-419" w:eastAsia="es-CO"/>
+        </w:rPr>
         <w:t>Nota</w:t>
       </w:r>
       <w:r>
@@ -5222,7 +5007,31 @@
         <w:rPr>
           <w:lang w:val="es-419" w:eastAsia="es-CO"/>
         </w:rPr>
-        <w:t>Definir objetivos SMART permite monitorear avances, identificar desviaciones y tomar decisiones correctivas, asegurando que la estrategia digital genere resultados tangibles.</w:t>
+        <w:t xml:space="preserve">Definir objetivos </w:t>
+      </w:r>
+      <w:r>
+        <w:t>SMART</w:t>
+      </w:r>
+      <w:r>
+        <w:rPr>
+          <w:lang w:val="es-419" w:eastAsia="es-CO"/>
+        </w:rPr>
+        <w:t xml:space="preserve"> permite monitorear avances, identificar desviaciones y tomar decisiones correctivas, asegurando que la estrategia digital genere resultados tangibles.</w:t>
+      </w:r>
+    </w:p>
+    <w:p>
+      <w:pPr>
+        <w:spacing w:before="0" w:after="160" w:line="259" w:lineRule="auto"/>
+        <w:ind w:firstLine="0"/>
+        <w:rPr>
+          <w:lang w:val="es-419" w:eastAsia="es-CO"/>
+        </w:rPr>
+      </w:pPr>
+      <w:r>
+        <w:rPr>
+          <w:lang w:val="es-419" w:eastAsia="es-CO"/>
+        </w:rPr>
+        <w:br w:type="page"/>
       </w:r>
     </w:p>
     <w:tbl>
@@ -5256,6 +5065,7 @@
               <w:rPr>
                 <w:b/>
               </w:rPr>
+              <w:lastRenderedPageBreak/>
               <w:t>T</w:t>
             </w:r>
             <w:r>
@@ -5328,7 +5138,7 @@
           </w:tcPr>
           <w:p>
             <w:r>
-              <w:t>CARLOS</w:t>
+              <w:t>CAROLINA</w:t>
             </w:r>
             <w:r>
               <w:t xml:space="preserve">: </w:t>
@@ -5348,13 +5158,31 @@
           </w:p>
           <w:p>
             <w:r>
-              <w:t>CARLOS</w:t>
+              <w:t>CAROLINA</w:t>
             </w:r>
             <w:r>
               <w:t xml:space="preserve">: </w:t>
             </w:r>
             <w:r>
-              <w:t xml:space="preserve">¡Hola a todos! Bienvenidos a otro episodio de Charlas que Venden. Soy Carlos, instructor del SENA, y hoy vamos a profundizar en un tema esencial para cualquier empresa que quiera destacar en entornos digitales: el plan estratégico en </w:t>
+              <w:t xml:space="preserve">¡Hola a todos! Bienvenidos a otro episodio de Charlas que </w:t>
+            </w:r>
+            <w:r>
+              <w:t>v</w:t>
+            </w:r>
+            <w:r>
+              <w:t xml:space="preserve">enden. Soy </w:t>
+            </w:r>
+            <w:r>
+              <w:t>Carolina</w:t>
+            </w:r>
+            <w:r>
+              <w:t>, instructor</w:t>
+            </w:r>
+            <w:r>
+              <w:t>a</w:t>
+            </w:r>
+            <w:r>
+              <w:t xml:space="preserve"> del SENA, y hoy vamos a profundizar en un tema esencial para cualquier empresa que quiera destacar en entornos digitales: el plan estratégico en </w:t>
             </w:r>
             <w:r>
               <w:rPr>
@@ -5363,7 +5191,13 @@
               <w:t>marketing</w:t>
             </w:r>
             <w:r>
-              <w:t xml:space="preserve"> digital. Conmigo está Kevin, nuestro aprendiz, que nos ayudará a explicar cada concepto de manera clara. ¿Qué tal, Kevin?</w:t>
+              <w:t xml:space="preserve"> digital</w:t>
+            </w:r>
+            <w:r>
+              <w:t>, c</w:t>
+            </w:r>
+            <w:r>
+              <w:t>onmigo está Kevin, nuestro aprendiz, que nos ayudará a explicar cada concepto de manera clara. ¿Qué tal, Kevin?</w:t>
             </w:r>
           </w:p>
           <w:p>
@@ -5377,46 +5211,201 @@
               <w:t xml:space="preserve">: </w:t>
             </w:r>
             <w:r>
-              <w:t>Hola, Carlos. Listo para aprender y entender cómo se construye un plan digital sólido que realmente funcione y genere resultados.</w:t>
-            </w:r>
-          </w:p>
-          <w:p>
+              <w:t xml:space="preserve">Hola, </w:t>
+            </w:r>
+            <w:r>
+              <w:t>Carolina</w:t>
+            </w:r>
+            <w:r>
+              <w:t>. Listo para aprender y entender cómo se construye un plan digital sólido que realmente funcione y genere resultados.</w:t>
+            </w:r>
+          </w:p>
+          <w:p>
+            <w:r>
+              <w:t>CAROLINA</w:t>
+            </w:r>
+            <w:r>
+              <w:t xml:space="preserve">: </w:t>
+            </w:r>
+            <w:r>
+              <w:t xml:space="preserve">Excelente. Para empezar, un plan estratégico en </w:t>
+            </w:r>
+            <w:r>
+              <w:rPr>
+                <w:rStyle w:val="Extranjerismo"/>
+              </w:rPr>
+              <w:t>marketing</w:t>
+            </w:r>
+            <w:r>
+              <w:t xml:space="preserve"> digital no es solo estar presente en redes sociales o crear campañas aisladas. Es un documento que organiza la misión, visión, objetivos, estrategias y acciones de la empresa en el entorno digital, alineando recursos y permitiendo medir resultados de manera objetiva.</w:t>
+            </w:r>
+          </w:p>
+          <w:p>
+            <w:r>
+              <w:t>KEVIN</w:t>
+            </w:r>
+            <w:r>
+              <w:t xml:space="preserve">: </w:t>
+            </w:r>
+            <w:r>
+              <w:t>Entonces, todo comienza con misión y visión, ¿cierto?</w:t>
+            </w:r>
+          </w:p>
+          <w:p>
+            <w:r>
+              <w:t>CAROLINA</w:t>
+            </w:r>
+            <w:r>
+              <w:t xml:space="preserve">: </w:t>
+            </w:r>
+            <w:r>
+              <w:t xml:space="preserve">Correcto. La misión digital responde a la pregunta: ¿por qué existimos </w:t>
+            </w:r>
+            <w:r>
+              <w:rPr>
+                <w:rStyle w:val="Extranjerismo"/>
+              </w:rPr>
+              <w:t>online</w:t>
+            </w:r>
+            <w:r>
+              <w:t xml:space="preserve"> y qué valor ofrecemos al cliente? Por su parte, la visión digital marca el rumbo: ¿hacia dónde queremos llegar y cómo queremos ser percibidos en el mercado digital?</w:t>
+            </w:r>
+          </w:p>
+          <w:p>
+            <w:r>
+              <w:t>KEVIN</w:t>
+            </w:r>
+            <w:r>
+              <w:t xml:space="preserve">: </w:t>
+            </w:r>
+            <w:r>
+              <w:t>Entiendo. ¿Puedes dar un ejemplo?</w:t>
+            </w:r>
+          </w:p>
+          <w:p>
+            <w:r>
+              <w:lastRenderedPageBreak/>
+              <w:t>CAROLINA</w:t>
+            </w:r>
+            <w:r>
+              <w:t xml:space="preserve">: </w:t>
+            </w:r>
+            <w:r>
+              <w:t xml:space="preserve">Claro. Shopify tiene la misión de facilitar a los emprendedores la gestión de negocios digitales exitosos, mientras que su visión es ser la plataforma líder que permita vender a cualquier persona, en cualquier lugar. Esto guía todas las decisiones, desde el desarrollo de herramientas digitales hasta campañas de </w:t>
+            </w:r>
+            <w:r>
+              <w:rPr>
+                <w:rStyle w:val="Extranjerismo"/>
+              </w:rPr>
+              <w:t>marketing</w:t>
+            </w:r>
+            <w:r>
+              <w:t xml:space="preserve"> personalizadas para sus usuarios.</w:t>
+            </w:r>
+          </w:p>
+          <w:p>
+            <w:r>
+              <w:t>KEVIN</w:t>
+            </w:r>
             <w:r>
               <w:tab/>
-              <w:t xml:space="preserve">INICIA CORTINA MUSICAL </w:t>
-            </w:r>
-          </w:p>
-          <w:p>
-            <w:hyperlink r:id="rId16" w:history="1">
-              <w:r>
-                <w:rPr>
-                  <w:rStyle w:val="Hipervnculo"/>
-                </w:rPr>
-                <w:t>https://stock.adobe.com/co/search/audio?k=765616026</w:t>
-              </w:r>
-            </w:hyperlink>
-            <w:r>
-              <w:t xml:space="preserve"> </w:t>
-            </w:r>
-          </w:p>
-          <w:p>
-            <w:r>
-              <w:t>CARLOS</w:t>
             </w:r>
             <w:r>
               <w:t xml:space="preserve">: </w:t>
             </w:r>
             <w:r>
-              <w:t xml:space="preserve">Excelente. Para empezar, un plan estratégico en </w:t>
+              <w:t>Ah, entonces misión es el “por qué” y visión es el “hacia dónde vamos”.</w:t>
+            </w:r>
+          </w:p>
+          <w:p>
+            <w:r>
+              <w:t>CAROLINA</w:t>
+            </w:r>
+            <w:r>
+              <w:t xml:space="preserve">: </w:t>
+            </w:r>
+            <w:r>
+              <w:t>Exactamente. Después de definir misión y visión, se establecen los objetivos estratégicos digitales, que deben ser claros, alcanzables y medibles. Estos objetivos determinan qué queremos lograr y cómo mediremos el éxito.</w:t>
+            </w:r>
+          </w:p>
+          <w:p>
+            <w:r>
+              <w:t>KEVIN</w:t>
+            </w:r>
+            <w:r>
+              <w:t xml:space="preserve">: </w:t>
+            </w:r>
+            <w:r>
+              <w:t>Por ejemplo… aumentar la visibilidad en Google o conseguir más seguidores en redes sociales.</w:t>
+            </w:r>
+          </w:p>
+          <w:p>
+            <w:r>
+              <w:t>CAROLINA</w:t>
+            </w:r>
+            <w:r>
+              <w:t xml:space="preserve">: </w:t>
+            </w:r>
+            <w:r>
+              <w:t xml:space="preserve">Sí, exactamente. Otros objetivos pueden ser incrementar la interacción con los usuarios, mejorar la tasa de conversión en un </w:t>
             </w:r>
             <w:r>
               <w:rPr>
                 <w:rStyle w:val="Extranjerismo"/>
               </w:rPr>
+              <w:t xml:space="preserve">e-commerce </w:t>
+            </w:r>
+            <w:r>
+              <w:t>o fortalecer la retención de clientes digitales. Todo objetivo debe estar alineado con la misión y visión de la empresa, para que cada acción tenga un propósito estratégico.</w:t>
+            </w:r>
+          </w:p>
+          <w:p>
+            <w:r>
+              <w:t>KEVIN</w:t>
+            </w:r>
+            <w:r>
+              <w:t xml:space="preserve">: </w:t>
+            </w:r>
+            <w:r>
+              <w:t>Entonces, si no hay objetivos claros, las acciones digitales serían como disparar flechas a ciegas.</w:t>
+            </w:r>
+          </w:p>
+          <w:p>
+            <w:r>
+              <w:t>CAROLINA</w:t>
+            </w:r>
+            <w:r>
+              <w:t xml:space="preserve">: </w:t>
+            </w:r>
+            <w:r>
+              <w:t xml:space="preserve">Muy bien dicho, Kevin. Por eso, el siguiente paso son las estrategias de </w:t>
+            </w:r>
+            <w:r>
+              <w:rPr>
+                <w:rStyle w:val="Extranjerismo"/>
+              </w:rPr>
               <w:t>marketing</w:t>
             </w:r>
             <w:r>
-              <w:t xml:space="preserve"> digital no es solo estar presente en redes sociales o crear campañas aisladas. Es un documento que organiza la misión, visión, objetivos, estrategias y acciones de la empresa en el entorno digital, alineando recursos y permitiendo medir resultados de manera objetiva.</w:t>
+              <w:t xml:space="preserve"> digital, que indican cómo vamos a alcanzar esos objetivos. Estas incluyen SEO para mejorar visibilidad en motores de búsqueda, </w:t>
+            </w:r>
+            <w:r>
+              <w:rPr>
+                <w:rStyle w:val="Extranjerismo"/>
+              </w:rPr>
+              <w:t>marketing</w:t>
+            </w:r>
+            <w:r>
+              <w:t xml:space="preserve"> de contenidos para atraer y educar clientes, publicidad segmentada en redes sociales, </w:t>
+            </w:r>
+            <w:r>
+              <w:rPr>
+                <w:rStyle w:val="Extranjerismo"/>
+              </w:rPr>
+              <w:t>email marketing</w:t>
+            </w:r>
+            <w:r>
+              <w:t>, automatización de procesos y estrategias de retención digital.</w:t>
             </w:r>
           </w:p>
           <w:p>
@@ -5428,27 +5417,63 @@
               <w:t xml:space="preserve">: </w:t>
             </w:r>
             <w:r>
-              <w:t>Entonces, todo comienza con misión y visión, ¿cierto?</w:t>
-            </w:r>
-          </w:p>
-          <w:p>
-            <w:r>
-              <w:t>CARLOS</w:t>
+              <w:t>¿Podrías dar un ejemplo concreto de estrategia digital exitosa?</w:t>
+            </w:r>
+          </w:p>
+          <w:p>
+            <w:r>
+              <w:t>CAROLINA</w:t>
             </w:r>
             <w:r>
               <w:t xml:space="preserve">: </w:t>
             </w:r>
             <w:r>
-              <w:t xml:space="preserve">Correcto. La misión digital responde a la pregunta: ¿por qué existimos </w:t>
+              <w:t>Claro. HubSpot combina contenido</w:t>
+            </w:r>
+            <w:r>
+              <w:t>s</w:t>
+            </w:r>
+            <w:r>
+              <w:t xml:space="preserve"> educativo</w:t>
+            </w:r>
+            <w:r>
+              <w:t>s</w:t>
+            </w:r>
+            <w:r>
+              <w:t xml:space="preserve"> gratuito</w:t>
+            </w:r>
+            <w:r>
+              <w:t>s</w:t>
+            </w:r>
+            <w:r>
+              <w:t xml:space="preserve">, herramientas de automatización y campañas de </w:t>
             </w:r>
             <w:r>
               <w:rPr>
                 <w:rStyle w:val="Extranjerismo"/>
               </w:rPr>
-              <w:t>online</w:t>
-            </w:r>
-            <w:r>
-              <w:t xml:space="preserve"> y qué valor ofrecemos al cliente? Por su parte, la visión digital marca el rumbo: ¿hacia dónde queremos llegar y cómo queremos ser percibidos en el mercado digital?</w:t>
+              <w:t>email</w:t>
+            </w:r>
+            <w:r>
+              <w:t xml:space="preserve"> </w:t>
+            </w:r>
+            <w:r>
+              <w:rPr>
+                <w:rStyle w:val="Extranjerismo"/>
+              </w:rPr>
+              <w:t>marketing</w:t>
+            </w:r>
+            <w:r>
+              <w:t xml:space="preserve"> segmentadas. Esto les permite atraer clientes potenciales, convertirlos en </w:t>
+            </w:r>
+            <w:r>
+              <w:rPr>
+                <w:rStyle w:val="Extranjerismo"/>
+              </w:rPr>
+              <w:t>leads</w:t>
+            </w:r>
+            <w:r>
+              <w:t xml:space="preserve"> y fidelizarlos, creando un flujo constante de interacción digital que impulsa sus objetivos estratégicos.</w:t>
             </w:r>
           </w:p>
           <w:p>
@@ -5456,30 +5481,58 @@
               <w:t>KEVIN</w:t>
             </w:r>
             <w:r>
+              <w:tab/>
+            </w:r>
+            <w:r>
               <w:t xml:space="preserve">: </w:t>
             </w:r>
             <w:r>
-              <w:t>Entiendo. ¿Puedes dar un ejemplo?</w:t>
-            </w:r>
-          </w:p>
-          <w:p>
-            <w:r>
-              <w:t>CARLOS</w:t>
+              <w:t>Ah, entonces no es solo publicar en redes sociales, sino integrar todas las acciones digitales para que trabajen juntas.</w:t>
+            </w:r>
+          </w:p>
+          <w:p>
+            <w:r>
+              <w:t>CAROLINA</w:t>
             </w:r>
             <w:r>
               <w:t xml:space="preserve">: </w:t>
             </w:r>
             <w:r>
-              <w:t xml:space="preserve">Claro. Shopify tiene la misión de facilitar a los emprendedores la gestión de negocios digitales exitosos, mientras que su visión es ser la plataforma líder que permita vender a cualquier persona, en cualquier lugar. Esto guía todas las decisiones, desde el desarrollo de herramientas digitales hasta campañas de </w:t>
+              <w:t>Exactamente. Luego viene el plan de acción, que define quién hace qué, con qué recursos y en qué tiempo. Sin un plan de acción, incluso las mejores estrategias pueden fracasar porque no hay coordinación ni seguimiento.</w:t>
+            </w:r>
+          </w:p>
+          <w:p>
+            <w:r>
+              <w:t>KEVIN</w:t>
+            </w:r>
+            <w:r>
+              <w:tab/>
+            </w:r>
+            <w:r>
+              <w:t xml:space="preserve">: </w:t>
+            </w:r>
+            <w:r>
+              <w:t>¿Y cómo se asegura que el plan funcione?</w:t>
+            </w:r>
+          </w:p>
+          <w:p>
+            <w:r>
+              <w:t>CAROLINA</w:t>
+            </w:r>
+            <w:r>
+              <w:t xml:space="preserve">: </w:t>
+            </w:r>
+            <w:r>
+              <w:t xml:space="preserve">Ahí entra el presupuesto digital y los indicadores de control. El presupuesto asegura que cada acción tenga los recursos necesarios y evita desperdicios. Los indicadores, como tráfico web, tasa de conversión, </w:t>
             </w:r>
             <w:r>
               <w:rPr>
                 <w:rStyle w:val="Extranjerismo"/>
               </w:rPr>
-              <w:t>marketing</w:t>
-            </w:r>
-            <w:r>
-              <w:t xml:space="preserve"> personalizadas para sus usuarios.</w:t>
+              <w:t>engagement</w:t>
+            </w:r>
+            <w:r>
+              <w:t xml:space="preserve"> en redes y ROI, permiten medir resultados, evaluar la efectividad de las estrategias y tomar decisiones basadas en datos reales.</w:t>
             </w:r>
           </w:p>
           <w:p>
@@ -5487,55 +5540,40 @@
               <w:t>KEVIN</w:t>
             </w:r>
             <w:r>
-              <w:tab/>
-            </w:r>
-            <w:r>
               <w:t xml:space="preserve">: </w:t>
             </w:r>
             <w:r>
-              <w:t>Ah, entonces misión es el “por qué” y visión es el “hacia dónde vamos”.</w:t>
-            </w:r>
-          </w:p>
-          <w:p>
-            <w:r>
-              <w:t>CARLOS</w:t>
+              <w:t>Entiendo… entonces todo plan digital es un ciclo: planificar, ejecutar, medir y ajustar.</w:t>
+            </w:r>
+          </w:p>
+          <w:p>
+            <w:r>
+              <w:t>CAROLINA</w:t>
             </w:r>
             <w:r>
               <w:t xml:space="preserve">: </w:t>
             </w:r>
             <w:r>
-              <w:t>Exactamente. Después de definir misión y visión, se establecen los objetivos estratégicos digitales, que deben ser claros, alcanzables y medibles. Estos objetivos determinan qué queremos lograr y cómo mediremos el éxito.</w:t>
-            </w:r>
-          </w:p>
-          <w:p>
-            <w:r>
-              <w:t>KEVIN</w:t>
-            </w:r>
-            <w:r>
-              <w:t xml:space="preserve">: </w:t>
-            </w:r>
-            <w:r>
-              <w:t>Por ejemplo… aumentar la visibilidad en Google o conseguir más seguidores en redes sociales.</w:t>
-            </w:r>
-          </w:p>
-          <w:p>
-            <w:r>
-              <w:t>CARLOS</w:t>
-            </w:r>
-            <w:r>
-              <w:t xml:space="preserve">: </w:t>
-            </w:r>
-            <w:r>
-              <w:t xml:space="preserve">Sí, exactamente. Otros objetivos pueden ser incrementar la interacción con los usuarios, mejorar la tasa de conversión en un </w:t>
-            </w:r>
+              <w:t xml:space="preserve">Exactamente. Y un buen ejemplo de seguimiento exitoso es </w:t>
+            </w:r>
+            <w:proofErr w:type="spellStart"/>
+            <w:r>
+              <w:t>Mailchimp</w:t>
+            </w:r>
+            <w:proofErr w:type="spellEnd"/>
+            <w:r>
+              <w:t xml:space="preserve">, que analiza métricas de apertura de correos, </w:t>
+            </w:r>
+            <w:proofErr w:type="spellStart"/>
             <w:r>
               <w:rPr>
                 <w:rStyle w:val="Extranjerismo"/>
               </w:rPr>
-              <w:t xml:space="preserve">e-commerce </w:t>
-            </w:r>
-            <w:r>
-              <w:t>o fortalecer la retención de clientes digitales. Todo objetivo debe estar alineado con la misión y visión de la empresa, para que cada acción tenga un propósito estratégico.</w:t>
+              <w:t>clics</w:t>
+            </w:r>
+            <w:proofErr w:type="spellEnd"/>
+            <w:r>
+              <w:t xml:space="preserve"> y conversiones, para ajustar campañas de manera continua y mejorar resultados de manera sistemática.</w:t>
             </w:r>
           </w:p>
           <w:p>
@@ -5547,18 +5585,24 @@
               <w:t xml:space="preserve">: </w:t>
             </w:r>
             <w:r>
-              <w:t>Entonces, si no hay objetivos claros, las acciones digitales serían como disparar flechas a ciegas.</w:t>
-            </w:r>
-          </w:p>
-          <w:p>
-            <w:r>
-              <w:t>CARLOS</w:t>
+              <w:rPr>
+                <w:rStyle w:val="Extranjerismo"/>
+              </w:rPr>
+              <w:t>Wow</w:t>
+            </w:r>
+            <w:r>
+              <w:t>, ya veo la importancia de tener todo bien organizado. No es improvisar, sino crear un ecosistema digital coherente y medible.</w:t>
+            </w:r>
+          </w:p>
+          <w:p>
+            <w:r>
+              <w:t>CAROLINA</w:t>
             </w:r>
             <w:r>
               <w:t xml:space="preserve">: </w:t>
             </w:r>
             <w:r>
-              <w:t xml:space="preserve">Muy bien dicho, Kevin. Por eso, el siguiente paso son las estrategias de </w:t>
+              <w:t xml:space="preserve">Exacto. Por eso un plan estratégico de </w:t>
             </w:r>
             <w:r>
               <w:rPr>
@@ -5567,25 +5611,7 @@
               <w:t>marketing</w:t>
             </w:r>
             <w:r>
-              <w:t xml:space="preserve"> digital, que indican cómo vamos a alcanzar esos objetivos. Estas incluyen SEO para mejorar visibilidad en motores de búsqueda, </w:t>
-            </w:r>
-            <w:r>
-              <w:rPr>
-                <w:rStyle w:val="Extranjerismo"/>
-              </w:rPr>
-              <w:t>marketing</w:t>
-            </w:r>
-            <w:r>
-              <w:t xml:space="preserve"> de contenidos para atraer y educar clientes, publicidad segmentada en redes sociales, </w:t>
-            </w:r>
-            <w:r>
-              <w:rPr>
-                <w:rStyle w:val="Extranjerismo"/>
-              </w:rPr>
-              <w:t>email marketing</w:t>
-            </w:r>
-            <w:r>
-              <w:t>, automatización de procesos y estrategias de retención digital.</w:t>
+              <w:t xml:space="preserve"> digital es vital: permite que cada acción tenga un propósito, fortalezca la marca, genere valor para el cliente y mantenga a la empresa competitiva en un entorno digital que cambia constantemente.</w:t>
             </w:r>
           </w:p>
           <w:p>
@@ -5596,230 +5622,29 @@
               <w:t xml:space="preserve">: </w:t>
             </w:r>
             <w:r>
-              <w:t>¿Podrías dar un ejemplo concreto de estrategia digital exitosa?</w:t>
-            </w:r>
-          </w:p>
-          <w:p>
-            <w:r>
-              <w:t>CARLOS</w:t>
+              <w:t>Ahora entiendo que el éxito digital no depende solo de publicar contenido, sino de planificar, alinear objetivos, ejecutar estrategias integradas y medir resultados.</w:t>
+            </w:r>
+          </w:p>
+          <w:p>
+            <w:r>
+              <w:t>CAROLINA</w:t>
             </w:r>
             <w:r>
               <w:t xml:space="preserve">: </w:t>
             </w:r>
             <w:r>
-              <w:t xml:space="preserve">Claro. HubSpot combina contenido educativo gratuito, herramientas de automatización y campañas de </w:t>
-            </w:r>
-            <w:r>
-              <w:rPr>
-                <w:rStyle w:val="Extranjerismo"/>
-              </w:rPr>
-              <w:t>email</w:t>
-            </w:r>
-            <w:r>
-              <w:t xml:space="preserve"> </w:t>
-            </w:r>
-            <w:r>
-              <w:rPr>
-                <w:rStyle w:val="Extranjerismo"/>
-              </w:rPr>
-              <w:t>marketing</w:t>
-            </w:r>
-            <w:r>
-              <w:t xml:space="preserve"> segmentadas. Esto les permite atraer clientes potenciales, convertirlos en </w:t>
-            </w:r>
-            <w:r>
-              <w:rPr>
-                <w:rStyle w:val="Extranjerismo"/>
-              </w:rPr>
-              <w:t>leads</w:t>
-            </w:r>
-            <w:r>
-              <w:t xml:space="preserve"> y fidelizarlos, creando un flujo constante de interacción digital que impulsa sus objetivos estratégicos.</w:t>
-            </w:r>
-          </w:p>
-          <w:p>
-            <w:r>
-              <w:t>KEVIN</w:t>
-            </w:r>
+              <w:t xml:space="preserve">Correcto. Gracias por acompañarnos en este episodio de Charlas que </w:t>
+            </w:r>
+            <w:r>
+              <w:t>v</w:t>
+            </w:r>
+            <w:r>
+              <w:t>enden. Nos vemos en la próxima entrega para seguir aprendiendo de estrategias digitales avanzadas.</w:t>
+            </w:r>
+          </w:p>
+          <w:p>
             <w:r>
               <w:tab/>
-            </w:r>
-            <w:r>
-              <w:t xml:space="preserve">: </w:t>
-            </w:r>
-            <w:r>
-              <w:t>Ah, entonces no es solo publicar en redes sociales, sino integrar todas las acciones digitales para que trabajen juntas.</w:t>
-            </w:r>
-          </w:p>
-          <w:p>
-            <w:r>
-              <w:t>CARLOS</w:t>
-            </w:r>
-            <w:r>
-              <w:t xml:space="preserve">: </w:t>
-            </w:r>
-            <w:r>
-              <w:t>Exactamente. Luego viene el plan de acción, que define quién hace qué, con qué recursos y en qué tiempo. Sin un plan de acción, incluso las mejores estrategias pueden fracasar porque no hay coordinación ni seguimiento.</w:t>
-            </w:r>
-          </w:p>
-          <w:p>
-            <w:r>
-              <w:t>KEVIN</w:t>
-            </w:r>
-            <w:r>
-              <w:tab/>
-            </w:r>
-            <w:r>
-              <w:t xml:space="preserve">: </w:t>
-            </w:r>
-            <w:r>
-              <w:t>¿Y cómo se asegura que el plan funcione?</w:t>
-            </w:r>
-          </w:p>
-          <w:p>
-            <w:r>
-              <w:t>CARLOS</w:t>
-            </w:r>
-            <w:r>
-              <w:t xml:space="preserve">: </w:t>
-            </w:r>
-            <w:r>
-              <w:t xml:space="preserve">Ahí entra el presupuesto digital y los indicadores de control. El presupuesto asegura que cada acción tenga los recursos necesarios y evita desperdicios. Los indicadores, como tráfico web, tasa de conversión, </w:t>
-            </w:r>
-            <w:r>
-              <w:rPr>
-                <w:rStyle w:val="Extranjerismo"/>
-              </w:rPr>
-              <w:t>engagement</w:t>
-            </w:r>
-            <w:r>
-              <w:t xml:space="preserve"> </w:t>
-            </w:r>
-            <w:r>
-              <w:lastRenderedPageBreak/>
-              <w:t>en redes y ROI, permiten medir resultados, evaluar la efectividad de las estrategias y tomar decisiones basadas en datos reales.</w:t>
-            </w:r>
-          </w:p>
-          <w:p>
-            <w:r>
-              <w:t>KEVIN</w:t>
-            </w:r>
-            <w:r>
-              <w:t xml:space="preserve">: </w:t>
-            </w:r>
-            <w:r>
-              <w:t>Entiendo… entonces todo plan digital es un ciclo: planificar, ejecutar, medir y ajustar.</w:t>
-            </w:r>
-          </w:p>
-          <w:p>
-            <w:r>
-              <w:t>CARLOS</w:t>
-            </w:r>
-            <w:r>
-              <w:t xml:space="preserve">: </w:t>
-            </w:r>
-            <w:r>
-              <w:t xml:space="preserve">Exactamente. Y un buen ejemplo de seguimiento exitoso es </w:t>
-            </w:r>
-            <w:proofErr w:type="spellStart"/>
-            <w:r>
-              <w:t>Mailchimp</w:t>
-            </w:r>
-            <w:proofErr w:type="spellEnd"/>
-            <w:r>
-              <w:t xml:space="preserve">, que analiza métricas de apertura de correos, </w:t>
-            </w:r>
-            <w:proofErr w:type="spellStart"/>
-            <w:r>
-              <w:rPr>
-                <w:rStyle w:val="Extranjerismo"/>
-              </w:rPr>
-              <w:t>clics</w:t>
-            </w:r>
-            <w:proofErr w:type="spellEnd"/>
-            <w:r>
-              <w:t xml:space="preserve"> y conversiones, para ajustar campañas de manera continua y mejorar resultados de manera sistemática.</w:t>
-            </w:r>
-          </w:p>
-          <w:p>
-            <w:r>
-              <w:t>KEVIN</w:t>
-            </w:r>
-            <w:r>
-              <w:t xml:space="preserve">: </w:t>
-            </w:r>
-            <w:r>
-              <w:rPr>
-                <w:rStyle w:val="Extranjerismo"/>
-              </w:rPr>
-              <w:t>Wow</w:t>
-            </w:r>
-            <w:r>
-              <w:t>, ya veo la importancia de tener todo bien organizado. No es improvisar, sino crear un ecosistema digital coherente y medible.</w:t>
-            </w:r>
-          </w:p>
-          <w:p>
-            <w:r>
-              <w:t>CARLOS</w:t>
-            </w:r>
-            <w:r>
-              <w:t xml:space="preserve">: </w:t>
-            </w:r>
-            <w:r>
-              <w:t xml:space="preserve">Exacto. Por eso un plan estratégico de </w:t>
-            </w:r>
-            <w:r>
-              <w:rPr>
-                <w:rStyle w:val="Extranjerismo"/>
-              </w:rPr>
-              <w:t>marketing</w:t>
-            </w:r>
-            <w:r>
-              <w:t xml:space="preserve"> digital es vital: permite que cada acción tenga un propósito, fortalezca la marca, genere valor para el cliente y mantenga a la empresa competitiva en un entorno digital que cambia constantemente.</w:t>
-            </w:r>
-          </w:p>
-          <w:p>
-            <w:r>
-              <w:t>KEVIN</w:t>
-            </w:r>
-            <w:r>
-              <w:t xml:space="preserve">: </w:t>
-            </w:r>
-            <w:r>
-              <w:t>Ahora entiendo que el éxito digital no depende solo de publicar contenido, sino de planificar, alinear objetivos, ejecutar estrategias integradas y medir resultados.</w:t>
-            </w:r>
-          </w:p>
-          <w:p>
-            <w:r>
-              <w:t>CARLOS</w:t>
-            </w:r>
-            <w:r>
-              <w:t xml:space="preserve">: </w:t>
-            </w:r>
-            <w:r>
-              <w:t>Correcto. Gracias por acompañarnos en este episodio de Charlas que Venden. Nos vemos en la próxima entrega para seguir aprendiendo de estrategias digitales avanzadas.</w:t>
-            </w:r>
-          </w:p>
-          <w:p>
-            <w:r>
-              <w:tab/>
-              <w:t xml:space="preserve">CORTINA MUSICAL </w:t>
-            </w:r>
-            <w:hyperlink r:id="rId17" w:history="1">
-              <w:r>
-                <w:rPr>
-                  <w:rStyle w:val="Hipervnculo"/>
-                </w:rPr>
-                <w:t>https://stock.adobe.com/co/search/audio?k=765616026</w:t>
-              </w:r>
-            </w:hyperlink>
-            <w:r>
-              <w:t xml:space="preserve"> </w:t>
-            </w:r>
-          </w:p>
-          <w:p>
-            <w:r>
-              <w:t>[Fin del programa]</w:t>
             </w:r>
           </w:p>
         </w:tc>
@@ -5827,9 +5652,30 @@
     </w:tbl>
     <w:p>
       <w:pPr>
+        <w:spacing w:before="0" w:after="160" w:line="259" w:lineRule="auto"/>
+        <w:ind w:firstLine="0"/>
+        <w:rPr>
+          <w:rFonts w:eastAsia="Times New Roman" w:cstheme="minorHAnsi"/>
+          <w:b/>
+          <w:color w:val="12263F"/>
+          <w:spacing w:val="-10"/>
+          <w:kern w:val="0"/>
+          <w:sz w:val="36"/>
+          <w:szCs w:val="36"/>
+          <w:lang w:val="es-419" w:eastAsia="es-CO"/>
+          <w14:ligatures w14:val="none"/>
+        </w:rPr>
+      </w:pPr>
+      <w:r>
+        <w:lastRenderedPageBreak/>
+        <w:br w:type="page"/>
+      </w:r>
+    </w:p>
+    <w:p>
+      <w:pPr>
         <w:pStyle w:val="Ttulo1"/>
       </w:pPr>
-      <w:bookmarkStart w:id="5" w:name="_Toc224657861"/>
+      <w:bookmarkStart w:id="5" w:name="_Toc226545803"/>
       <w:r>
         <w:lastRenderedPageBreak/>
         <w:t>Plan de acción</w:t>
@@ -5879,7 +5725,7 @@
       <w:pPr>
         <w:pStyle w:val="Ttulo2"/>
       </w:pPr>
-      <w:bookmarkStart w:id="6" w:name="_Toc224657862"/>
+      <w:bookmarkStart w:id="6" w:name="_Toc226545804"/>
       <w:r>
         <w:t>Presupuesto</w:t>
       </w:r>
@@ -6185,8 +6031,6 @@
       </w:pPr>
       <w:r>
         <w:rPr>
-          <w:b/>
-          <w:bCs/>
           <w:lang w:val="es-419" w:eastAsia="es-CO"/>
         </w:rPr>
         <w:t>Nota</w:t>
@@ -6195,7 +6039,19 @@
         <w:rPr>
           <w:lang w:val="es-419" w:eastAsia="es-CO"/>
         </w:rPr>
-        <w:t>. Sena, (2026).</w:t>
+        <w:t xml:space="preserve">. </w:t>
+      </w:r>
+      <w:r>
+        <w:rPr>
+          <w:lang w:val="es-419" w:eastAsia="es-CO"/>
+        </w:rPr>
+        <w:t>SENA</w:t>
+      </w:r>
+      <w:r>
+        <w:rPr>
+          <w:lang w:val="es-419" w:eastAsia="es-CO"/>
+        </w:rPr>
+        <w:t>, (2026).</w:t>
       </w:r>
     </w:p>
     <w:p>
@@ -6215,7 +6071,7 @@
       <w:pPr>
         <w:pStyle w:val="Ttulo2"/>
       </w:pPr>
-      <w:bookmarkStart w:id="7" w:name="_Toc224657863"/>
+      <w:bookmarkStart w:id="7" w:name="_Toc226545805"/>
       <w:r>
         <w:t>Cronograma</w:t>
       </w:r>
@@ -6989,8 +6845,6 @@
       </w:pPr>
       <w:r>
         <w:rPr>
-          <w:b/>
-          <w:bCs/>
           <w:lang w:val="es-419" w:eastAsia="es-CO"/>
         </w:rPr>
         <w:t>Nota</w:t>
@@ -6999,7 +6853,19 @@
         <w:rPr>
           <w:lang w:val="es-419" w:eastAsia="es-CO"/>
         </w:rPr>
-        <w:t>. Sena, (2026).</w:t>
+        <w:t xml:space="preserve">. </w:t>
+      </w:r>
+      <w:r>
+        <w:rPr>
+          <w:lang w:val="es-419" w:eastAsia="es-CO"/>
+        </w:rPr>
+        <w:t>SENA</w:t>
+      </w:r>
+      <w:r>
+        <w:rPr>
+          <w:lang w:val="es-419" w:eastAsia="es-CO"/>
+        </w:rPr>
+        <w:t>, (2026).</w:t>
       </w:r>
     </w:p>
     <w:p>
@@ -7047,7 +6913,7 @@
       <w:pPr>
         <w:pStyle w:val="Ttulo2"/>
       </w:pPr>
-      <w:bookmarkStart w:id="8" w:name="_Toc224657864"/>
+      <w:bookmarkStart w:id="8" w:name="_Toc226545806"/>
       <w:r>
         <w:lastRenderedPageBreak/>
         <w:t>Indicadores</w:t>
@@ -7629,6 +7495,7 @@
               </w:rPr>
             </w:pPr>
             <w:r>
+              <w:lastRenderedPageBreak/>
               <w:t>Experiencia del usuario.</w:t>
             </w:r>
           </w:p>
@@ -7692,8 +7559,6 @@
       </w:pPr>
       <w:r>
         <w:rPr>
-          <w:b/>
-          <w:bCs/>
           <w:lang w:val="es-419" w:eastAsia="es-CO"/>
         </w:rPr>
         <w:t>Nota</w:t>
@@ -7735,7 +7600,7 @@
       <w:pPr>
         <w:pStyle w:val="Ttulo2"/>
       </w:pPr>
-      <w:bookmarkStart w:id="9" w:name="_Toc224657865"/>
+      <w:bookmarkStart w:id="9" w:name="_Toc226545807"/>
       <w:r>
         <w:t>Herramientas</w:t>
       </w:r>
@@ -7880,19 +7745,90 @@
     <w:p>
       <w:pPr>
         <w:rPr>
+          <w:lang w:val="es-419" w:eastAsia="es-CO"/>
+        </w:rPr>
+      </w:pPr>
+      <w:r>
+        <w:rPr>
           <w:b/>
           <w:bCs/>
           <w:lang w:val="es-419" w:eastAsia="es-CO"/>
         </w:rPr>
-      </w:pPr>
+        <w:t xml:space="preserve">Google </w:t>
+      </w:r>
+      <w:proofErr w:type="spellStart"/>
       <w:r>
         <w:rPr>
           <w:b/>
           <w:bCs/>
           <w:lang w:val="es-419" w:eastAsia="es-CO"/>
         </w:rPr>
-        <w:t xml:space="preserve">Google </w:t>
-      </w:r>
+        <w:t>Analytics</w:t>
+      </w:r>
+      <w:proofErr w:type="spellEnd"/>
+      <w:r>
+        <w:rPr>
+          <w:b/>
+          <w:bCs/>
+          <w:lang w:val="es-419" w:eastAsia="es-CO"/>
+        </w:rPr>
+        <w:t xml:space="preserve">. </w:t>
+      </w:r>
+      <w:r>
+        <w:rPr>
+          <w:lang w:val="es-419" w:eastAsia="es-CO"/>
+        </w:rPr>
+        <w:t>Monitoreo de tráfico web, comportamiento de usuarios y conversiones.</w:t>
+      </w:r>
+    </w:p>
+    <w:p>
+      <w:pPr>
+        <w:rPr>
+          <w:lang w:val="es-419" w:eastAsia="es-CO"/>
+        </w:rPr>
+      </w:pPr>
+      <w:r>
+        <w:rPr>
+          <w:b/>
+          <w:bCs/>
+          <w:lang w:val="es-419" w:eastAsia="es-CO"/>
+        </w:rPr>
+        <w:t>HubSpot</w:t>
+      </w:r>
+      <w:r>
+        <w:rPr>
+          <w:b/>
+          <w:bCs/>
+          <w:lang w:val="es-419" w:eastAsia="es-CO"/>
+        </w:rPr>
+        <w:t xml:space="preserve">. </w:t>
+      </w:r>
+      <w:r>
+        <w:rPr>
+          <w:lang w:val="es-419" w:eastAsia="es-CO"/>
+        </w:rPr>
+        <w:t xml:space="preserve">Gestión de relaciones con clientes (CRM) y automatización de campañas de </w:t>
+      </w:r>
+      <w:r>
+        <w:rPr>
+          <w:rStyle w:val="Extranjerismo"/>
+          <w:lang w:val="es-419" w:eastAsia="es-CO"/>
+        </w:rPr>
+        <w:t>marketing</w:t>
+      </w:r>
+      <w:r>
+        <w:rPr>
+          <w:lang w:val="es-419" w:eastAsia="es-CO"/>
+        </w:rPr>
+        <w:t>.</w:t>
+      </w:r>
+    </w:p>
+    <w:p>
+      <w:pPr>
+        <w:rPr>
+          <w:lang w:val="es-419" w:eastAsia="es-CO"/>
+        </w:rPr>
+      </w:pPr>
       <w:proofErr w:type="spellStart"/>
       <w:r>
         <w:rPr>
@@ -7900,91 +7836,17 @@
           <w:bCs/>
           <w:lang w:val="es-419" w:eastAsia="es-CO"/>
         </w:rPr>
-        <w:t>Analytics</w:t>
+        <w:t>Ahrefs</w:t>
       </w:r>
       <w:proofErr w:type="spellEnd"/>
-    </w:p>
-    <w:p>
-      <w:pPr>
-        <w:rPr>
-          <w:lang w:val="es-419" w:eastAsia="es-CO"/>
-        </w:rPr>
-      </w:pPr>
-      <w:r>
-        <w:rPr>
-          <w:lang w:val="es-419" w:eastAsia="es-CO"/>
-        </w:rPr>
-        <w:t>Monitoreo de tráfico web, comportamiento de usuarios y conversiones.</w:t>
-      </w:r>
-    </w:p>
-    <w:p>
-      <w:pPr>
+      <w:r>
         <w:rPr>
           <w:b/>
           <w:bCs/>
           <w:lang w:val="es-419" w:eastAsia="es-CO"/>
         </w:rPr>
-      </w:pPr>
-      <w:r>
-        <w:rPr>
-          <w:b/>
-          <w:bCs/>
-          <w:lang w:val="es-419" w:eastAsia="es-CO"/>
-        </w:rPr>
-        <w:t>HubSpot</w:t>
-      </w:r>
-    </w:p>
-    <w:p>
-      <w:pPr>
-        <w:rPr>
-          <w:lang w:val="es-419" w:eastAsia="es-CO"/>
-        </w:rPr>
-      </w:pPr>
-      <w:r>
-        <w:rPr>
-          <w:lang w:val="es-419" w:eastAsia="es-CO"/>
-        </w:rPr>
-        <w:t xml:space="preserve">Gestión de relaciones con clientes (CRM) y automatización de campañas de </w:t>
-      </w:r>
-      <w:r>
-        <w:rPr>
-          <w:rStyle w:val="Extranjerismo"/>
-          <w:lang w:val="es-419" w:eastAsia="es-CO"/>
-        </w:rPr>
-        <w:t>marketing</w:t>
-      </w:r>
-      <w:r>
-        <w:rPr>
-          <w:lang w:val="es-419" w:eastAsia="es-CO"/>
-        </w:rPr>
-        <w:t>.</w:t>
-      </w:r>
-    </w:p>
-    <w:p>
-      <w:pPr>
-        <w:rPr>
-          <w:b/>
-          <w:bCs/>
-          <w:lang w:val="es-419" w:eastAsia="es-CO"/>
-        </w:rPr>
-      </w:pPr>
-      <w:proofErr w:type="spellStart"/>
-      <w:r>
-        <w:rPr>
-          <w:b/>
-          <w:bCs/>
-          <w:lang w:val="es-419" w:eastAsia="es-CO"/>
-        </w:rPr>
-        <w:t>Ahrefs</w:t>
-      </w:r>
-      <w:proofErr w:type="spellEnd"/>
-    </w:p>
-    <w:p>
-      <w:pPr>
-        <w:rPr>
-          <w:lang w:val="es-419" w:eastAsia="es-CO"/>
-        </w:rPr>
-      </w:pPr>
+        <w:t xml:space="preserve">. </w:t>
+      </w:r>
       <w:r>
         <w:rPr>
           <w:lang w:val="es-419" w:eastAsia="es-CO"/>
@@ -7995,8 +7857,6 @@
     <w:p>
       <w:pPr>
         <w:rPr>
-          <w:b/>
-          <w:bCs/>
           <w:lang w:val="es-419" w:eastAsia="es-CO"/>
         </w:rPr>
       </w:pPr>
@@ -8028,13 +7888,15 @@
         <w:t>commerce</w:t>
       </w:r>
       <w:proofErr w:type="spellEnd"/>
-    </w:p>
-    <w:p>
-      <w:pPr>
-        <w:rPr>
-          <w:lang w:val="es-419" w:eastAsia="es-CO"/>
-        </w:rPr>
-      </w:pPr>
+      <w:r>
+        <w:rPr>
+          <w:rStyle w:val="Extranjerismo"/>
+          <w:b/>
+          <w:bCs/>
+          <w:lang w:val="es-419" w:eastAsia="es-CO"/>
+        </w:rPr>
+        <w:t xml:space="preserve">. </w:t>
+      </w:r>
       <w:r>
         <w:rPr>
           <w:lang w:val="es-419" w:eastAsia="es-CO"/>
@@ -8044,48 +7906,104 @@
     </w:p>
     <w:p>
       <w:pPr>
-        <w:spacing w:before="0" w:after="160" w:line="259" w:lineRule="auto"/>
-        <w:ind w:firstLine="0"/>
-        <w:rPr>
-          <w:lang w:val="es-419" w:eastAsia="es-CO"/>
-        </w:rPr>
-      </w:pPr>
-      <w:r>
-        <w:rPr>
-          <w:lang w:val="es-419" w:eastAsia="es-CO"/>
-        </w:rPr>
-        <w:br w:type="page"/>
-      </w:r>
-    </w:p>
-    <w:p>
-      <w:pPr>
+        <w:rPr>
+          <w:lang w:val="es-419" w:eastAsia="es-CO"/>
+        </w:rPr>
+      </w:pPr>
+      <w:r>
         <w:rPr>
           <w:b/>
           <w:bCs/>
           <w:lang w:val="es-419" w:eastAsia="es-CO"/>
         </w:rPr>
-      </w:pPr>
+        <w:t>Hootsuite</w:t>
+      </w:r>
       <w:r>
         <w:rPr>
           <w:b/>
           <w:bCs/>
           <w:lang w:val="es-419" w:eastAsia="es-CO"/>
         </w:rPr>
+        <w:t xml:space="preserve">. </w:t>
+      </w:r>
+      <w:r>
+        <w:rPr>
+          <w:lang w:val="es-419" w:eastAsia="es-CO"/>
+        </w:rPr>
+        <w:t xml:space="preserve">Gestión y programación de publicaciones en redes sociales, análisis de </w:t>
+      </w:r>
+      <w:proofErr w:type="spellStart"/>
+      <w:r>
+        <w:rPr>
+          <w:rStyle w:val="Extranjerismo"/>
+          <w:lang w:val="es-419" w:eastAsia="es-CO"/>
+        </w:rPr>
+        <w:t>engagement</w:t>
+      </w:r>
+      <w:proofErr w:type="spellEnd"/>
+      <w:r>
+        <w:rPr>
+          <w:lang w:val="es-419" w:eastAsia="es-CO"/>
+        </w:rPr>
+        <w:t>.</w:t>
+      </w:r>
+    </w:p>
+    <w:p>
+      <w:pPr>
+        <w:rPr>
+          <w:lang w:val="es-419" w:eastAsia="es-CO"/>
+        </w:rPr>
+      </w:pPr>
+      <w:proofErr w:type="spellStart"/>
+      <w:r>
+        <w:rPr>
+          <w:b/>
+          <w:bCs/>
+          <w:lang w:val="es-419" w:eastAsia="es-CO"/>
+        </w:rPr>
         <w:lastRenderedPageBreak/>
-        <w:t>Hootsuite</w:t>
-      </w:r>
-    </w:p>
-    <w:p>
-      <w:pPr>
-        <w:rPr>
-          <w:lang w:val="es-419" w:eastAsia="es-CO"/>
-        </w:rPr>
-      </w:pPr>
-      <w:r>
-        <w:rPr>
-          <w:lang w:val="es-419" w:eastAsia="es-CO"/>
-        </w:rPr>
-        <w:t xml:space="preserve">Gestión y programación de publicaciones en redes sociales, análisis de </w:t>
+        <w:t>Mailchimp</w:t>
+      </w:r>
+      <w:proofErr w:type="spellEnd"/>
+      <w:r>
+        <w:rPr>
+          <w:b/>
+          <w:bCs/>
+          <w:lang w:val="es-419" w:eastAsia="es-CO"/>
+        </w:rPr>
+        <w:t xml:space="preserve">. </w:t>
+      </w:r>
+      <w:r>
+        <w:rPr>
+          <w:lang w:val="es-419" w:eastAsia="es-CO"/>
+        </w:rPr>
+        <w:t xml:space="preserve">Automatización de email </w:t>
+      </w:r>
+      <w:r>
+        <w:rPr>
+          <w:rStyle w:val="Extranjerismo"/>
+          <w:lang w:val="es-419" w:eastAsia="es-CO"/>
+        </w:rPr>
+        <w:t>marketing</w:t>
+      </w:r>
+      <w:r>
+        <w:rPr>
+          <w:lang w:val="es-419" w:eastAsia="es-CO"/>
+        </w:rPr>
+        <w:t>, segmentación de audiencias y análisis de campañas.</w:t>
+      </w:r>
+    </w:p>
+    <w:p>
+      <w:pPr>
+        <w:rPr>
+          <w:lang w:val="es-419" w:eastAsia="es-CO"/>
+        </w:rPr>
+      </w:pPr>
+      <w:r>
+        <w:rPr>
+          <w:lang w:val="es-419" w:eastAsia="es-CO"/>
+        </w:rPr>
+        <w:t xml:space="preserve">La correcta selección e implementación de herramientas digitales no solo facilita la ejecución de estrategias, sino que también permite automatizar tareas repetitivas, centralizar la información y generar </w:t>
       </w:r>
       <w:proofErr w:type="spellStart"/>
       <w:r>
@@ -8093,46 +8011,14 @@
           <w:rStyle w:val="Extranjerismo"/>
           <w:lang w:val="es-419" w:eastAsia="es-CO"/>
         </w:rPr>
-        <w:t>engagement</w:t>
+        <w:t>insights</w:t>
       </w:r>
       <w:proofErr w:type="spellEnd"/>
       <w:r>
         <w:rPr>
           <w:lang w:val="es-419" w:eastAsia="es-CO"/>
         </w:rPr>
-        <w:t>.</w:t>
-      </w:r>
-    </w:p>
-    <w:p>
-      <w:pPr>
-        <w:rPr>
-          <w:b/>
-          <w:bCs/>
-          <w:lang w:val="es-419" w:eastAsia="es-CO"/>
-        </w:rPr>
-      </w:pPr>
-      <w:proofErr w:type="spellStart"/>
-      <w:r>
-        <w:rPr>
-          <w:b/>
-          <w:bCs/>
-          <w:lang w:val="es-419" w:eastAsia="es-CO"/>
-        </w:rPr>
-        <w:t>Mailchimp</w:t>
-      </w:r>
-      <w:proofErr w:type="spellEnd"/>
-    </w:p>
-    <w:p>
-      <w:pPr>
-        <w:rPr>
-          <w:lang w:val="es-419" w:eastAsia="es-CO"/>
-        </w:rPr>
-      </w:pPr>
-      <w:r>
-        <w:rPr>
-          <w:lang w:val="es-419" w:eastAsia="es-CO"/>
-        </w:rPr>
-        <w:t xml:space="preserve">Automatización de email </w:t>
+        <w:t xml:space="preserve"> valiosos para optimizar decisiones. Al contar con un conjunto de herramientas integradas, las empresas pueden medir el rendimiento en tiempo real, ajustar campañas rápidamente y maximizar el retorno de inversión en </w:t>
       </w:r>
       <w:r>
         <w:rPr>
@@ -8145,35 +8031,56 @@
         <w:rPr>
           <w:lang w:val="es-419" w:eastAsia="es-CO"/>
         </w:rPr>
-        <w:t>, segmentación de audiencias y análisis de campañas.</w:t>
-      </w:r>
-    </w:p>
-    <w:p>
-      <w:pPr>
-        <w:rPr>
-          <w:lang w:val="es-419" w:eastAsia="es-CO"/>
-        </w:rPr>
-      </w:pPr>
-      <w:r>
-        <w:rPr>
-          <w:lang w:val="es-419" w:eastAsia="es-CO"/>
-        </w:rPr>
-        <w:t xml:space="preserve">La correcta selección e implementación de herramientas digitales no solo facilita la ejecución de estrategias, sino que también permite automatizar tareas repetitivas, centralizar la información y generar </w:t>
-      </w:r>
-      <w:proofErr w:type="spellStart"/>
+        <w:t xml:space="preserve"> digital, fortaleciendo la competitividad y la capacidad de respuesta en entornos digitales, pues son altamente cambiantes.</w:t>
+      </w:r>
+    </w:p>
+    <w:p>
+      <w:pPr>
+        <w:pStyle w:val="Ttulo2"/>
+      </w:pPr>
+      <w:bookmarkStart w:id="10" w:name="_Toc226545808"/>
+      <w:r>
+        <w:t>Control</w:t>
+      </w:r>
+      <w:bookmarkEnd w:id="10"/>
+    </w:p>
+    <w:p>
+      <w:pPr>
+        <w:rPr>
+          <w:lang w:val="es-419" w:eastAsia="es-CO"/>
+        </w:rPr>
+      </w:pPr>
+      <w:r>
+        <w:rPr>
+          <w:lang w:val="es-419" w:eastAsia="es-CO"/>
+        </w:rPr>
+        <w:t xml:space="preserve">El control en el plan de acción de </w:t>
+      </w:r>
       <w:r>
         <w:rPr>
           <w:rStyle w:val="Extranjerismo"/>
           <w:lang w:val="es-419" w:eastAsia="es-CO"/>
         </w:rPr>
-        <w:t>insights</w:t>
-      </w:r>
-      <w:proofErr w:type="spellEnd"/>
-      <w:r>
-        <w:rPr>
-          <w:lang w:val="es-419" w:eastAsia="es-CO"/>
-        </w:rPr>
-        <w:t xml:space="preserve"> valiosos para optimizar decisiones. Al contar con un conjunto de herramientas integradas, las empresas pueden medir el rendimiento en tiempo real, ajustar campañas rápidamente y maximizar el retorno de inversión en </w:t>
+        <w:t>marketing</w:t>
+      </w:r>
+      <w:r>
+        <w:rPr>
+          <w:lang w:val="es-419" w:eastAsia="es-CO"/>
+        </w:rPr>
+        <w:t xml:space="preserve"> digital permite verificar que las actividades se ejecuten conforme a lo planificado, asegurando el uso adecuado de los recursos y la alineación con los objetivos estratégicos definidos por la organización.</w:t>
+      </w:r>
+    </w:p>
+    <w:p>
+      <w:pPr>
+        <w:rPr>
+          <w:lang w:val="es-419" w:eastAsia="es-CO"/>
+        </w:rPr>
+      </w:pPr>
+      <w:r>
+        <w:rPr>
+          <w:lang w:val="es-419" w:eastAsia="es-CO"/>
+        </w:rPr>
+        <w:t xml:space="preserve">A continuación, describe los principales elementos de control aplicados en el </w:t>
       </w:r>
       <w:r>
         <w:rPr>
@@ -8186,84 +8093,7 @@
         <w:rPr>
           <w:lang w:val="es-419" w:eastAsia="es-CO"/>
         </w:rPr>
-        <w:t xml:space="preserve"> digital, fortaleciendo la competitividad y la capacidad de respuesta en entornos digitales, pues son altamente cambiantes.</w:t>
-      </w:r>
-    </w:p>
-    <w:p>
-      <w:pPr>
-        <w:pStyle w:val="Ttulo2"/>
-      </w:pPr>
-      <w:bookmarkStart w:id="10" w:name="_Toc224657866"/>
-      <w:r>
-        <w:t>Control</w:t>
-      </w:r>
-      <w:bookmarkEnd w:id="10"/>
-    </w:p>
-    <w:p>
-      <w:pPr>
-        <w:rPr>
-          <w:lang w:val="es-419" w:eastAsia="es-CO"/>
-        </w:rPr>
-      </w:pPr>
-      <w:r>
-        <w:rPr>
-          <w:lang w:val="es-419" w:eastAsia="es-CO"/>
-        </w:rPr>
-        <w:t xml:space="preserve">El control en el plan de acción de </w:t>
-      </w:r>
-      <w:r>
-        <w:rPr>
-          <w:rStyle w:val="Extranjerismo"/>
-          <w:lang w:val="es-419" w:eastAsia="es-CO"/>
-        </w:rPr>
-        <w:t>marketing</w:t>
-      </w:r>
-      <w:r>
-        <w:rPr>
-          <w:lang w:val="es-419" w:eastAsia="es-CO"/>
-        </w:rPr>
-        <w:t xml:space="preserve"> digital permite verificar que las actividades se ejecuten conforme a lo planificado, asegurando el uso adecuado de los recursos y la alineación con los objetivos estratégicos definidos por la organización.</w:t>
-      </w:r>
-    </w:p>
-    <w:p>
-      <w:pPr>
-        <w:rPr>
-          <w:lang w:val="es-419" w:eastAsia="es-CO"/>
-        </w:rPr>
-      </w:pPr>
-      <w:r>
-        <w:rPr>
-          <w:lang w:val="es-419" w:eastAsia="es-CO"/>
-        </w:rPr>
-        <w:t xml:space="preserve">A continuación, describe los principales elementos de control aplicados en el </w:t>
-      </w:r>
-      <w:r>
-        <w:rPr>
-          <w:rStyle w:val="Extranjerismo"/>
-          <w:lang w:val="es-419" w:eastAsia="es-CO"/>
-        </w:rPr>
-        <w:t>marketing</w:t>
-      </w:r>
-      <w:r>
-        <w:rPr>
-          <w:lang w:val="es-419" w:eastAsia="es-CO"/>
-        </w:rPr>
         <w:t xml:space="preserve"> digital, especificando su finalidad, frecuencia de aplicación y responsables, con el fin de asegurar el cumplimiento de los objetivos y la correcta ejecución de las estrategias digitales.</w:t>
-      </w:r>
-    </w:p>
-    <w:p>
-      <w:pPr>
-        <w:spacing w:before="0" w:after="160" w:line="259" w:lineRule="auto"/>
-        <w:ind w:firstLine="0"/>
-        <w:rPr>
-          <w:lang w:val="es-419" w:eastAsia="es-CO"/>
-        </w:rPr>
-      </w:pPr>
-      <w:r>
-        <w:rPr>
-          <w:lang w:val="es-419" w:eastAsia="es-CO"/>
-        </w:rPr>
-        <w:br w:type="page"/>
       </w:r>
     </w:p>
     <w:p>
@@ -8285,7 +8115,6 @@
           <w:bCs/>
           <w:lang w:val="es-419" w:eastAsia="es-CO"/>
         </w:rPr>
-        <w:lastRenderedPageBreak/>
         <w:t>Control presupuestal</w:t>
       </w:r>
     </w:p>
@@ -8372,6 +8201,7 @@
           <w:bCs/>
           <w:lang w:val="es-419" w:eastAsia="es-CO"/>
         </w:rPr>
+        <w:lastRenderedPageBreak/>
         <w:t>Control de campañas</w:t>
       </w:r>
     </w:p>
@@ -8565,37 +8395,43 @@
         <w:rPr>
           <w:lang w:val="es-419" w:eastAsia="es-CO"/>
         </w:rPr>
+        <w:t>El control sistemático permite identificar desviaciones de manera oportuna, aplicar acciones correctivas y garantizar que la estrategia digital se mantenga enfocada en el logro de resultados medibles</w:t>
+      </w:r>
+      <w:r>
+        <w:rPr>
+          <w:lang w:val="es-419" w:eastAsia="es-CO"/>
+        </w:rPr>
+        <w:t>.</w:t>
+      </w:r>
+    </w:p>
+    <w:p>
+      <w:pPr>
+        <w:pStyle w:val="Ttulo2"/>
+      </w:pPr>
+      <w:bookmarkStart w:id="11" w:name="_Toc226545809"/>
+      <w:r>
+        <w:t>Seguimiento</w:t>
+      </w:r>
+      <w:bookmarkEnd w:id="11"/>
+    </w:p>
+    <w:p>
+      <w:pPr>
+        <w:rPr>
+          <w:lang w:val="es-419" w:eastAsia="es-CO"/>
+        </w:rPr>
+      </w:pPr>
+      <w:r>
+        <w:rPr>
+          <w:lang w:val="es-419" w:eastAsia="es-CO"/>
+        </w:rPr>
+        <w:t xml:space="preserve">El seguimiento consiste en el monitoreo continuo del avance de las acciones digitales, facilitando el análisis del desempeño, la detección de tendencias y la toma de decisiones basada en datos reales. Un seguimiento constante permite ajustar las tácticas digitales en tiempo real, optimizar el rendimiento de las campañas y fortalecer </w:t>
+      </w:r>
+      <w:r>
+        <w:rPr>
+          <w:lang w:val="es-419" w:eastAsia="es-CO"/>
+        </w:rPr>
         <w:lastRenderedPageBreak/>
-        <w:t>El control sistemático permite identificar desviaciones de manera oportuna, aplicar acciones correctivas y garantizar que la estrategia digital se mantenga enfocada en el logro de resultados medibles</w:t>
-      </w:r>
-      <w:r>
-        <w:rPr>
-          <w:lang w:val="es-419" w:eastAsia="es-CO"/>
-        </w:rPr>
-        <w:t>.</w:t>
-      </w:r>
-    </w:p>
-    <w:p>
-      <w:pPr>
-        <w:pStyle w:val="Ttulo2"/>
-      </w:pPr>
-      <w:bookmarkStart w:id="11" w:name="_Toc224657867"/>
-      <w:r>
-        <w:t>Seguimiento</w:t>
-      </w:r>
-      <w:bookmarkEnd w:id="11"/>
-    </w:p>
-    <w:p>
-      <w:pPr>
-        <w:rPr>
-          <w:lang w:val="es-419" w:eastAsia="es-CO"/>
-        </w:rPr>
-      </w:pPr>
-      <w:r>
-        <w:rPr>
-          <w:lang w:val="es-419" w:eastAsia="es-CO"/>
-        </w:rPr>
-        <w:t xml:space="preserve">El seguimiento consiste en el monitoreo continuo del avance de las acciones digitales, facilitando el análisis del desempeño, la detección de tendencias y la toma de decisiones basada en datos reales. Un seguimiento constante permite ajustar las tácticas digitales en tiempo real, optimizar el rendimiento de las campañas y fortalecer la eficiencia operativa del plan de acción. En la siguiente </w:t>
+        <w:t xml:space="preserve">la eficiencia operativa del plan de acción. En la siguiente </w:t>
       </w:r>
       <w:r>
         <w:rPr>
@@ -8978,7 +8814,6 @@
               </w:rPr>
             </w:pPr>
             <w:r>
-              <w:lastRenderedPageBreak/>
               <w:t>Redes sociales.</w:t>
             </w:r>
           </w:p>
@@ -9042,8 +8877,6 @@
       </w:pPr>
       <w:r>
         <w:rPr>
-          <w:b/>
-          <w:bCs/>
           <w:lang w:val="es-419" w:eastAsia="es-CO"/>
         </w:rPr>
         <w:t>Nota</w:t>
@@ -9059,7 +8892,7 @@
       <w:pPr>
         <w:pStyle w:val="Ttulo2"/>
       </w:pPr>
-      <w:bookmarkStart w:id="12" w:name="_Toc224657868"/>
+      <w:bookmarkStart w:id="12" w:name="_Toc226545810"/>
       <w:r>
         <w:t>Evaluación</w:t>
       </w:r>
@@ -9089,6 +8922,7 @@
         <w:rPr>
           <w:lang w:val="es-419" w:eastAsia="es-CO"/>
         </w:rPr>
+        <w:lastRenderedPageBreak/>
         <w:t>Evaluación del plan de acción digital</w:t>
       </w:r>
     </w:p>
@@ -9392,7 +9226,6 @@
               </w:rPr>
             </w:pPr>
             <w:r>
-              <w:lastRenderedPageBreak/>
               <w:t>Mejora continua.</w:t>
             </w:r>
           </w:p>
@@ -9456,8 +9289,6 @@
       </w:pPr>
       <w:r>
         <w:rPr>
-          <w:b/>
-          <w:bCs/>
           <w:lang w:val="es-419" w:eastAsia="es-CO"/>
         </w:rPr>
         <w:t>Nota</w:t>
@@ -9578,7 +9409,7 @@
           </w:tcPr>
           <w:p>
             <w:r>
-              <w:t>CARLOS</w:t>
+              <w:t>CAROLINA</w:t>
             </w:r>
             <w:r>
               <w:t xml:space="preserve">: </w:t>
@@ -9601,476 +9432,31 @@
           </w:p>
           <w:p>
             <w:r>
-              <w:t>CARLOS</w:t>
+              <w:t>CAROLINA</w:t>
             </w:r>
             <w:r>
               <w:t xml:space="preserve">: </w:t>
             </w:r>
             <w:r>
-              <w:t>¡Hola a todos! Bienvenidos de nuevo a Charlas que Venden. Soy Carlos, instructor del SENA, y hoy vamos a profundizar en la fase crucial del plan estratégico digital: el plan de acción y su seguimiento completo. Conmigo está Kevin, que nos ayudará a entender cómo aplicar cada etapa de manera efectiva.</w:t>
-            </w:r>
-          </w:p>
-          <w:p>
-            <w:r>
-              <w:t>KEVIN</w:t>
-            </w:r>
-            <w:r>
-              <w:t xml:space="preserve">: </w:t>
-            </w:r>
-            <w:r>
-              <w:t>Hola, Carlos. Estoy listo para entender cómo se organiza todo el trabajo digital de manera profesional y medible.</w:t>
-            </w:r>
-          </w:p>
-          <w:p>
-            <w:r>
-              <w:t>CARLOS</w:t>
-            </w:r>
-            <w:r>
-              <w:t xml:space="preserve">: </w:t>
-            </w:r>
-            <w:r>
-              <w:t>Entonces empecemos Kevin.</w:t>
-            </w:r>
-          </w:p>
-          <w:p>
-            <w:r>
-              <w:tab/>
-              <w:t xml:space="preserve">INICIA CORTINA MUSICAL </w:t>
-            </w:r>
-          </w:p>
-          <w:p>
-            <w:hyperlink r:id="rId18" w:history="1">
-              <w:r>
-                <w:rPr>
-                  <w:rStyle w:val="Hipervnculo"/>
-                </w:rPr>
-                <w:t>https://stock.adobe.com/co/search/audio?k=765616026</w:t>
-              </w:r>
-            </w:hyperlink>
-            <w:r>
-              <w:t xml:space="preserve"> </w:t>
-            </w:r>
-          </w:p>
-          <w:p/>
-          <w:p>
-            <w:r>
-              <w:lastRenderedPageBreak/>
-              <w:t>CARLOS</w:t>
-            </w:r>
-            <w:r>
-              <w:t xml:space="preserve">: </w:t>
-            </w:r>
-            <w:r>
-              <w:t>Kevin, el plan de acción es donde definimos quién hace qué, cuándo y con qué recursos, asegurando que cada estrategia se ejecute de manera coordinada. Sin un plan de acción detallado, incluso la mejor estrategia puede fracasar.</w:t>
-            </w:r>
-          </w:p>
-          <w:p>
-            <w:r>
-              <w:t>KEVIN</w:t>
-            </w:r>
-            <w:r>
-              <w:t xml:space="preserve">: </w:t>
-            </w:r>
-            <w:r>
-              <w:t>Perfecto. Entonces, primero necesitamos definir el presupuesto, ¿cierto?</w:t>
-            </w:r>
-          </w:p>
-          <w:p>
-            <w:r>
-              <w:t>CARLOS</w:t>
-            </w:r>
-            <w:r>
-              <w:t xml:space="preserve">: </w:t>
-            </w:r>
-            <w:r>
-              <w:t xml:space="preserve">Exactamente. El presupuesto digital asigna recursos económicos a cada acción: publicidad en redes, SEO, </w:t>
-            </w:r>
-            <w:r>
-              <w:rPr>
-                <w:rStyle w:val="Extranjerismo"/>
-              </w:rPr>
-              <w:t>marketing</w:t>
-            </w:r>
-            <w:r>
-              <w:t xml:space="preserve"> de contenidos, herramientas de automatización y campañas de </w:t>
-            </w:r>
-            <w:r>
-              <w:rPr>
-                <w:rStyle w:val="Extranjerismo"/>
-              </w:rPr>
-              <w:t>email marketing</w:t>
-            </w:r>
-            <w:r>
-              <w:t>. Una buena planificación financiera evita sobrecostos y permite priorizar acciones según impacto esperado.</w:t>
-            </w:r>
-          </w:p>
-          <w:p>
-            <w:r>
-              <w:t>KEVIN</w:t>
-            </w:r>
-            <w:r>
-              <w:tab/>
-            </w:r>
-            <w:r>
-              <w:t xml:space="preserve">: </w:t>
-            </w:r>
-            <w:r>
-              <w:t>¿Tienes un ejemplo de empresa que gestione muy bien su presupuesto digital?</w:t>
-            </w:r>
-          </w:p>
-          <w:p>
-            <w:r>
-              <w:t>CARLOS</w:t>
-            </w:r>
-            <w:r>
-              <w:t xml:space="preserve">: </w:t>
-            </w:r>
-            <w:r>
-              <w:t>Sí. HubSpot asigna presupuesto específico a sus herramientas de automatización, publicidad segmentada y creación de contenido educativo, evaluando continuamente el retorno de inversión para ajustar gastos y maximizar resultados.</w:t>
-            </w:r>
-          </w:p>
-          <w:p>
-            <w:r>
-              <w:t>KEVIN</w:t>
-            </w:r>
-            <w:r>
-              <w:tab/>
-            </w:r>
-            <w:r>
-              <w:t xml:space="preserve">: </w:t>
-            </w:r>
-            <w:r>
-              <w:t>Muy claro. Después viene el cronograma, ¿no?</w:t>
-            </w:r>
-          </w:p>
-          <w:p>
-            <w:r>
-              <w:t>CARLOS</w:t>
-            </w:r>
-            <w:r>
-              <w:t xml:space="preserve">: </w:t>
-            </w:r>
-            <w:r>
-              <w:t>Correcto. El cronograma establece los tiempos de ejecución de cada acción. Permite coordinar equipos, optimizar recursos y asegurar que cada tarea se cumpla en los plazos previstos. Esto es vital para campañas estacionales o lanzamientos de productos digitales.</w:t>
-            </w:r>
-          </w:p>
-          <w:p>
-            <w:r>
-              <w:t>KEVIN</w:t>
-            </w:r>
-            <w:r>
-              <w:tab/>
-            </w:r>
-            <w:r>
-              <w:t xml:space="preserve">: </w:t>
-            </w:r>
-            <w:r>
-              <w:t xml:space="preserve">¿Algún ejemplo de cronograma aplicado a </w:t>
-            </w:r>
-            <w:r>
-              <w:rPr>
-                <w:rStyle w:val="Extranjerismo"/>
-              </w:rPr>
-              <w:t>marketing</w:t>
-            </w:r>
-            <w:r>
-              <w:t xml:space="preserve"> digital?</w:t>
-            </w:r>
-          </w:p>
-          <w:p>
-            <w:r>
-              <w:lastRenderedPageBreak/>
-              <w:t>CARLOS</w:t>
-            </w:r>
-            <w:r>
-              <w:t xml:space="preserve">: </w:t>
-            </w:r>
-            <w:r>
-              <w:t>Claro. Hootsuite planifica sus campañas de redes sociales con antelación, asignando fechas para creación de contenido, publicación y análisis de métricas. Esto asegura coherencia y efectividad en cada acción.</w:t>
-            </w:r>
-          </w:p>
-          <w:p>
-            <w:r>
-              <w:t>KEVIN</w:t>
-            </w:r>
-            <w:r>
-              <w:tab/>
-            </w:r>
-            <w:r>
-              <w:t xml:space="preserve">: </w:t>
-            </w:r>
-            <w:r>
-              <w:t>Entendido. Luego vienen los indicadores, que nos dicen si todo está funcionando.</w:t>
-            </w:r>
-          </w:p>
-          <w:p>
-            <w:r>
-              <w:t>CARLOS</w:t>
-            </w:r>
-            <w:r>
-              <w:t xml:space="preserve">: </w:t>
-            </w:r>
-            <w:r>
-              <w:t xml:space="preserve">Exacto. Los indicadores clave de desempeño (KPI) permiten medir resultados y tomar decisiones basadas en datos. Algunos ejemplos son: tasa de conversión, CTR, </w:t>
-            </w:r>
-            <w:r>
-              <w:rPr>
-                <w:rStyle w:val="Extranjerismo"/>
-              </w:rPr>
-              <w:t>engagement</w:t>
-            </w:r>
-            <w:r>
-              <w:t xml:space="preserve">, tráfico web, </w:t>
-            </w:r>
-            <w:r>
-              <w:rPr>
-                <w:rStyle w:val="Extranjerismo"/>
-              </w:rPr>
-              <w:t>lead</w:t>
-            </w:r>
-            <w:r>
-              <w:t>s generados, ROI y retención de clientes digitales.</w:t>
-            </w:r>
-          </w:p>
-          <w:p>
-            <w:r>
-              <w:t>KEVIN</w:t>
-            </w:r>
-            <w:r>
-              <w:tab/>
-            </w:r>
-            <w:r>
-              <w:t xml:space="preserve">: </w:t>
-            </w:r>
-            <w:r>
-              <w:t>Entonces sin indicadores, no podemos saber si nuestro plan está funcionando, ¿cierto?</w:t>
-            </w:r>
-          </w:p>
-          <w:p>
-            <w:r>
-              <w:t>CARLOS</w:t>
-            </w:r>
-            <w:r>
-              <w:t xml:space="preserve">: </w:t>
-            </w:r>
-            <w:r>
-              <w:t xml:space="preserve">Exactamente. Por ejemplo, </w:t>
-            </w:r>
-            <w:proofErr w:type="spellStart"/>
-            <w:r>
-              <w:t>Mailchimp</w:t>
-            </w:r>
-            <w:proofErr w:type="spellEnd"/>
-            <w:r>
-              <w:t xml:space="preserve"> analiza aperturas de correos, clics y conversiones para ajustar sus campañas y maximizar resultados.</w:t>
-            </w:r>
-          </w:p>
-          <w:p>
-            <w:r>
-              <w:t>KEVIN</w:t>
-            </w:r>
-            <w:r>
-              <w:t xml:space="preserve">: </w:t>
-            </w:r>
-            <w:r>
-              <w:t>Muy bien. Después están las herramientas, que facilitan toda la gestión digital.</w:t>
-            </w:r>
-          </w:p>
-          <w:p>
-            <w:r>
-              <w:t>CARLOS</w:t>
-            </w:r>
-            <w:r>
-              <w:t xml:space="preserve">: </w:t>
-            </w:r>
-            <w:r>
-              <w:t xml:space="preserve">¡Correcto, hiciste la tarea! Las herramientas digitales permiten automatizar, medir y optimizar. Por ejemplo: Google </w:t>
-            </w:r>
-            <w:proofErr w:type="spellStart"/>
-            <w:r>
-              <w:t>Analytics</w:t>
-            </w:r>
-            <w:proofErr w:type="spellEnd"/>
-            <w:r>
-              <w:t xml:space="preserve"> para tráfico y conversión, </w:t>
-            </w:r>
-            <w:proofErr w:type="spellStart"/>
-            <w:r>
-              <w:t>SEMrush</w:t>
-            </w:r>
-            <w:proofErr w:type="spellEnd"/>
-            <w:r>
-              <w:t xml:space="preserve"> para SEO, Hootsuite o Buffer para gestión de redes, HubSpot para automatización y seguimiento de </w:t>
-            </w:r>
-            <w:r>
-              <w:rPr>
-                <w:rStyle w:val="Extranjerismo"/>
-              </w:rPr>
-              <w:t>leads</w:t>
-            </w:r>
-            <w:r>
-              <w:t xml:space="preserve">, </w:t>
-            </w:r>
-            <w:proofErr w:type="spellStart"/>
-            <w:r>
-              <w:t>Canva</w:t>
-            </w:r>
-            <w:proofErr w:type="spellEnd"/>
-            <w:r>
-              <w:t xml:space="preserve"> para diseño de contenido y </w:t>
-            </w:r>
-            <w:proofErr w:type="spellStart"/>
-            <w:r>
-              <w:t>Mailchimp</w:t>
-            </w:r>
-            <w:proofErr w:type="spellEnd"/>
-            <w:r>
-              <w:t xml:space="preserve"> para </w:t>
-            </w:r>
-            <w:r>
-              <w:rPr>
-                <w:rStyle w:val="Extranjerismo"/>
-              </w:rPr>
-              <w:t>email marketing</w:t>
-            </w:r>
-            <w:r>
-              <w:t>.</w:t>
-            </w:r>
-          </w:p>
-          <w:p>
-            <w:r>
-              <w:t>KEVIN</w:t>
-            </w:r>
-            <w:r>
-              <w:tab/>
-            </w:r>
-            <w:r>
-              <w:t xml:space="preserve">: </w:t>
-            </w:r>
-            <w:r>
-              <w:t>¡Ah, entonces no podemos trabajar bien sin estas herramientas!</w:t>
-            </w:r>
-          </w:p>
-          <w:p>
-            <w:r>
-              <w:lastRenderedPageBreak/>
-              <w:t>CARLOS</w:t>
-            </w:r>
-            <w:r>
-              <w:t xml:space="preserve">: </w:t>
-            </w:r>
-            <w:r>
-              <w:t>Exacto. Pero no basta con herramientas; también necesitamos control, que implica verificar que cada acción se ejecute según lo planificado y cumplir estándares de calidad.</w:t>
-            </w:r>
-          </w:p>
-          <w:p>
-            <w:r>
-              <w:t>KEVIN</w:t>
-            </w:r>
-            <w:r>
-              <w:tab/>
-            </w:r>
-            <w:r>
-              <w:t xml:space="preserve">: </w:t>
-            </w:r>
-            <w:r>
-              <w:t xml:space="preserve">¿Cómo se aplica el control en </w:t>
-            </w:r>
-            <w:r>
-              <w:rPr>
-                <w:rStyle w:val="Extranjerismo"/>
-              </w:rPr>
-              <w:t>marketing</w:t>
-            </w:r>
-            <w:r>
-              <w:t xml:space="preserve"> digital?</w:t>
-            </w:r>
-          </w:p>
-          <w:p>
-            <w:r>
-              <w:t>CARLOS</w:t>
-            </w:r>
-            <w:r>
-              <w:t xml:space="preserve">: </w:t>
-            </w:r>
-            <w:r>
-              <w:t xml:space="preserve">Por ejemplo, Google </w:t>
-            </w:r>
-            <w:proofErr w:type="spellStart"/>
-            <w:r>
-              <w:t>Ads</w:t>
-            </w:r>
-            <w:proofErr w:type="spellEnd"/>
-            <w:r>
-              <w:t xml:space="preserve"> permite revisar campañas activas, detectar anuncios que no generan resultados y ajustar presupuesto o segmentación. También se revisan métricas de </w:t>
-            </w:r>
-            <w:r>
-              <w:rPr>
-                <w:rStyle w:val="Extranjerismo"/>
-              </w:rPr>
-              <w:t>engagement</w:t>
-            </w:r>
-            <w:r>
-              <w:t>, conversiones y cumplimiento de plazos.</w:t>
-            </w:r>
-          </w:p>
-          <w:p>
-            <w:r>
-              <w:t>KEVIN</w:t>
-            </w:r>
-            <w:r>
-              <w:tab/>
-            </w:r>
-            <w:r>
-              <w:t xml:space="preserve">: </w:t>
-            </w:r>
-            <w:r>
-              <w:t>Muy claro. Luego tenemos el seguimiento, que es como monitorear todo en tiempo real.</w:t>
-            </w:r>
-          </w:p>
-          <w:p>
-            <w:r>
-              <w:t>CARLOS</w:t>
-            </w:r>
-            <w:r>
-              <w:t xml:space="preserve">: </w:t>
-            </w:r>
-            <w:r>
-              <w:t>Exacto. El seguimiento digital consiste en analizar datos continuamente, detectar desviaciones y tomar acciones correctivas. Esto asegura que las estrategias se mantengan efectivas a lo largo del tiempo. Empresas como Shopify revisan diariamente indicadores de ventas, visitas y retención de usuarios para ajustar promociones o recursos.</w:t>
-            </w:r>
-          </w:p>
-          <w:p>
-            <w:r>
-              <w:t>KEVIN</w:t>
-            </w:r>
-            <w:r>
-              <w:tab/>
-            </w:r>
-            <w:r>
-              <w:t xml:space="preserve">: </w:t>
-            </w:r>
-            <w:r>
-              <w:t>Finalmente, está la evaluación, ¿verdad?</w:t>
-            </w:r>
-          </w:p>
-          <w:p>
-            <w:r>
-              <w:t>CARLOS</w:t>
-            </w:r>
-            <w:r>
-              <w:t xml:space="preserve">: </w:t>
-            </w:r>
-            <w:r>
-              <w:t xml:space="preserve">Correcto. La evaluación consiste en medir los resultados finales de cada acción digital frente a los objetivos establecidos. Esto permite identificar logros, oportunidades de mejora y lecciones aprendidas para futuros planes. Por ejemplo, HubSpot evalúa campañas trimestralmente, comparando métricas de </w:t>
-            </w:r>
-            <w:r>
-              <w:rPr>
-                <w:rStyle w:val="Extranjerismo"/>
-              </w:rPr>
-              <w:t>lead</w:t>
-            </w:r>
-            <w:r>
-              <w:t>s, conversiones y ROI con objetivos SMART definidos al inicio.</w:t>
+              <w:t xml:space="preserve">¡Hola a todos! Bienvenidos de nuevo a Charlas que </w:t>
+            </w:r>
+            <w:r>
+              <w:t>v</w:t>
+            </w:r>
+            <w:r>
+              <w:t xml:space="preserve">enden. Soy </w:t>
+            </w:r>
+            <w:r>
+              <w:t>Carolina</w:t>
+            </w:r>
+            <w:r>
+              <w:t>, instructor</w:t>
+            </w:r>
+            <w:r>
+              <w:t>a</w:t>
+            </w:r>
+            <w:r>
+              <w:t xml:space="preserve"> del SENA, y hoy vamos a profundizar en la fase crucial del plan estratégico digital: el plan de acción y su seguimiento completo. Conmigo está Kevin, que nos ayudará a entender cómo aplicar cada etapa de manera efectiva.</w:t>
             </w:r>
           </w:p>
           <w:p>
@@ -10079,18 +9465,496 @@
               <w:t>KEVIN</w:t>
             </w:r>
             <w:r>
+              <w:t xml:space="preserve">: </w:t>
+            </w:r>
+            <w:r>
+              <w:t xml:space="preserve">Hola, </w:t>
+            </w:r>
+            <w:r>
+              <w:t>C</w:t>
+            </w:r>
+            <w:r>
+              <w:t>arolina</w:t>
+            </w:r>
+            <w:r>
+              <w:t>. Estoy listo para entender cómo se organiza todo el trabajo digital de manera profesional y medible.</w:t>
+            </w:r>
+          </w:p>
+          <w:p>
+            <w:r>
+              <w:t>CAROLINA</w:t>
+            </w:r>
+            <w:r>
+              <w:t xml:space="preserve">: </w:t>
+            </w:r>
+            <w:r>
+              <w:t>Entonces empecemos Kevin.</w:t>
+            </w:r>
+          </w:p>
+          <w:p>
+            <w:r>
+              <w:t>CAROLINA</w:t>
+            </w:r>
+            <w:r>
+              <w:t xml:space="preserve">: </w:t>
+            </w:r>
+            <w:r>
+              <w:t>Kevin, el plan de acción es donde definimos quién hace qué, cuándo y con qué recursos, asegurando que cada estrategia se ejecute de manera coordinada. Sin un plan de acción detallado, incluso la mejor estrategia puede fracasar.</w:t>
+            </w:r>
+          </w:p>
+          <w:p>
+            <w:r>
+              <w:t>KEVIN</w:t>
+            </w:r>
+            <w:r>
+              <w:t xml:space="preserve">: </w:t>
+            </w:r>
+            <w:r>
+              <w:t>Perfecto. Entonces, primero necesitamos definir el presupuesto, ¿cierto?</w:t>
+            </w:r>
+          </w:p>
+          <w:p>
+            <w:r>
+              <w:t>CAROLINA</w:t>
+            </w:r>
+            <w:r>
+              <w:t xml:space="preserve">: </w:t>
+            </w:r>
+            <w:r>
+              <w:t xml:space="preserve">Exactamente. El presupuesto digital asigna recursos económicos a cada acción: publicidad en redes, SEO, </w:t>
+            </w:r>
+            <w:r>
+              <w:rPr>
+                <w:rStyle w:val="Extranjerismo"/>
+              </w:rPr>
+              <w:t>marketing</w:t>
+            </w:r>
+            <w:r>
+              <w:t xml:space="preserve"> de contenidos, herramientas de automatización y campañas de </w:t>
+            </w:r>
+            <w:r>
+              <w:rPr>
+                <w:rStyle w:val="Extranjerismo"/>
+              </w:rPr>
+              <w:t>email marketing</w:t>
+            </w:r>
+            <w:r>
+              <w:t>. Una buena planificación financiera evita sobrecostos y permite priorizar acciones según impacto esperado.</w:t>
+            </w:r>
+          </w:p>
+          <w:p>
+            <w:r>
+              <w:t>KEVIN</w:t>
+            </w:r>
+            <w:r>
               <w:tab/>
             </w:r>
             <w:r>
               <w:t xml:space="preserve">: </w:t>
             </w:r>
             <w:r>
+              <w:t>¿Tienes un ejemplo de empresa que gestione muy bien su presupuesto digital?</w:t>
+            </w:r>
+          </w:p>
+          <w:p>
+            <w:r>
+              <w:t>CAROLINA</w:t>
+            </w:r>
+            <w:r>
+              <w:t xml:space="preserve">: </w:t>
+            </w:r>
+            <w:r>
+              <w:t>Sí. HubSpot asigna presupuesto específico a sus herramientas de automatización, publicidad segmentada y creación de contenido educativo, evaluando continuamente el retorno de inversión para ajustar gastos y maximizar resultados.</w:t>
+            </w:r>
+          </w:p>
+          <w:p>
+            <w:r>
+              <w:t>KEVIN</w:t>
+            </w:r>
+            <w:r>
+              <w:tab/>
+            </w:r>
+            <w:r>
+              <w:t xml:space="preserve">: </w:t>
+            </w:r>
+            <w:r>
+              <w:t>Muy claro. Después viene el cronograma, ¿no?</w:t>
+            </w:r>
+          </w:p>
+          <w:p>
+            <w:r>
+              <w:t>CAROLINA</w:t>
+            </w:r>
+            <w:r>
+              <w:t xml:space="preserve">: </w:t>
+            </w:r>
+            <w:r>
+              <w:t xml:space="preserve">Correcto. El cronograma establece los tiempos de ejecución de cada acción. Permite coordinar equipos, optimizar recursos y asegurar que cada tarea se </w:t>
+            </w:r>
+            <w:r>
+              <w:lastRenderedPageBreak/>
+              <w:t>cumpla en los plazos previstos. Esto es vital para campañas estacionales o lanzamientos de productos digitales.</w:t>
+            </w:r>
+          </w:p>
+          <w:p>
+            <w:r>
+              <w:t>KEVIN</w:t>
+            </w:r>
+            <w:r>
+              <w:tab/>
+            </w:r>
+            <w:r>
+              <w:t xml:space="preserve">: </w:t>
+            </w:r>
+            <w:r>
+              <w:t xml:space="preserve">¿Algún ejemplo de cronograma aplicado a </w:t>
+            </w:r>
+            <w:r>
+              <w:rPr>
+                <w:rStyle w:val="Extranjerismo"/>
+              </w:rPr>
+              <w:t>marketing</w:t>
+            </w:r>
+            <w:r>
+              <w:t xml:space="preserve"> digital?</w:t>
+            </w:r>
+          </w:p>
+          <w:p>
+            <w:r>
+              <w:t>CAROLINA</w:t>
+            </w:r>
+            <w:r>
+              <w:t xml:space="preserve">: </w:t>
+            </w:r>
+            <w:r>
+              <w:t>Claro. Hootsuite planifica sus campañas de redes sociales con antelación, asignando fechas para creación de contenido, publicación y análisis de métricas. Esto asegura coherencia y efectividad en cada acción.</w:t>
+            </w:r>
+          </w:p>
+          <w:p>
+            <w:r>
+              <w:t>KEVIN</w:t>
+            </w:r>
+            <w:r>
+              <w:tab/>
+            </w:r>
+            <w:r>
+              <w:t xml:space="preserve">: </w:t>
+            </w:r>
+            <w:r>
+              <w:t>Entendido. Luego vienen los indicadores, que nos dicen si todo está funcionando.</w:t>
+            </w:r>
+          </w:p>
+          <w:p>
+            <w:r>
+              <w:t>CAROLINA</w:t>
+            </w:r>
+            <w:r>
+              <w:t xml:space="preserve">: </w:t>
+            </w:r>
+            <w:r>
+              <w:t xml:space="preserve">Exacto. Los indicadores clave de desempeño (KPI) permiten medir resultados y tomar decisiones basadas en datos. Algunos ejemplos son: tasa de conversión, CTR, </w:t>
+            </w:r>
+            <w:r>
+              <w:rPr>
+                <w:rStyle w:val="Extranjerismo"/>
+              </w:rPr>
+              <w:t>engagement</w:t>
+            </w:r>
+            <w:r>
+              <w:t xml:space="preserve">, tráfico web, </w:t>
+            </w:r>
+            <w:r>
+              <w:rPr>
+                <w:rStyle w:val="Extranjerismo"/>
+              </w:rPr>
+              <w:t>lead</w:t>
+            </w:r>
+            <w:r>
+              <w:t>s generados, ROI y retención de clientes digitales.</w:t>
+            </w:r>
+          </w:p>
+          <w:p>
+            <w:r>
+              <w:t>KEVIN</w:t>
+            </w:r>
+            <w:r>
+              <w:tab/>
+            </w:r>
+            <w:r>
+              <w:t xml:space="preserve">: </w:t>
+            </w:r>
+            <w:r>
+              <w:t>Entonces sin indicadores, no podemos saber si nuestro plan está funcionando, ¿cierto?</w:t>
+            </w:r>
+          </w:p>
+          <w:p>
+            <w:r>
+              <w:t>CAROLINA</w:t>
+            </w:r>
+            <w:r>
+              <w:t xml:space="preserve">: </w:t>
+            </w:r>
+            <w:r>
+              <w:t xml:space="preserve">Exactamente. Por ejemplo, </w:t>
+            </w:r>
+            <w:proofErr w:type="spellStart"/>
+            <w:r>
+              <w:t>Mailchimp</w:t>
+            </w:r>
+            <w:proofErr w:type="spellEnd"/>
+            <w:r>
+              <w:t xml:space="preserve"> analiza aperturas de correos, </w:t>
+            </w:r>
+            <w:proofErr w:type="spellStart"/>
+            <w:r>
+              <w:rPr>
+                <w:rStyle w:val="Extranjerismo"/>
+              </w:rPr>
+              <w:t>clics</w:t>
+            </w:r>
+            <w:proofErr w:type="spellEnd"/>
+            <w:r>
+              <w:t xml:space="preserve"> y conversiones para ajustar sus campañas y maximizar resultados.</w:t>
+            </w:r>
+          </w:p>
+          <w:p>
+            <w:r>
+              <w:t>KEVIN</w:t>
+            </w:r>
+            <w:r>
+              <w:t xml:space="preserve">: </w:t>
+            </w:r>
+            <w:r>
+              <w:t>Muy bien. Después están las herramientas, que facilitan toda la gestión digital.</w:t>
+            </w:r>
+          </w:p>
+          <w:p>
+            <w:r>
+              <w:t>CAROLINA</w:t>
+            </w:r>
+            <w:r>
+              <w:t xml:space="preserve">: </w:t>
+            </w:r>
+            <w:r>
+              <w:t xml:space="preserve">¡Correcto, hiciste la tarea! Las herramientas digitales permiten automatizar, medir y optimizar. Por ejemplo: Google </w:t>
+            </w:r>
+            <w:proofErr w:type="spellStart"/>
+            <w:r>
+              <w:t>Analytics</w:t>
+            </w:r>
+            <w:proofErr w:type="spellEnd"/>
+            <w:r>
+              <w:t xml:space="preserve"> para tráfico y conversión, </w:t>
+            </w:r>
+            <w:proofErr w:type="spellStart"/>
+            <w:r>
+              <w:t>SEMrush</w:t>
+            </w:r>
+            <w:proofErr w:type="spellEnd"/>
+            <w:r>
+              <w:t xml:space="preserve"> para SEO, Hootsuite o Buffer para gestión de redes, HubSpot </w:t>
+            </w:r>
+            <w:r>
+              <w:lastRenderedPageBreak/>
+              <w:t xml:space="preserve">para automatización y seguimiento de </w:t>
+            </w:r>
+            <w:r>
+              <w:rPr>
+                <w:rStyle w:val="Extranjerismo"/>
+              </w:rPr>
+              <w:t>leads</w:t>
+            </w:r>
+            <w:r>
+              <w:t xml:space="preserve">, </w:t>
+            </w:r>
+            <w:proofErr w:type="spellStart"/>
+            <w:r>
+              <w:t>Canva</w:t>
+            </w:r>
+            <w:proofErr w:type="spellEnd"/>
+            <w:r>
+              <w:t xml:space="preserve"> para diseño de contenido y </w:t>
+            </w:r>
+            <w:proofErr w:type="spellStart"/>
+            <w:r>
+              <w:t>Mailchimp</w:t>
+            </w:r>
+            <w:proofErr w:type="spellEnd"/>
+            <w:r>
+              <w:t xml:space="preserve"> para </w:t>
+            </w:r>
+            <w:r>
+              <w:rPr>
+                <w:rStyle w:val="Extranjerismo"/>
+              </w:rPr>
+              <w:t>email marketing</w:t>
+            </w:r>
+            <w:r>
+              <w:t>.</w:t>
+            </w:r>
+          </w:p>
+          <w:p>
+            <w:r>
+              <w:t>KEVIN</w:t>
+            </w:r>
+            <w:r>
+              <w:tab/>
+            </w:r>
+            <w:r>
+              <w:t xml:space="preserve">: </w:t>
+            </w:r>
+            <w:r>
+              <w:t>¡Ah, entonces no podemos trabajar bien sin estas herramientas!</w:t>
+            </w:r>
+          </w:p>
+          <w:p>
+            <w:r>
+              <w:t>CAROLINA</w:t>
+            </w:r>
+            <w:r>
+              <w:t xml:space="preserve">: </w:t>
+            </w:r>
+            <w:r>
+              <w:t>Exacto. Pero no basta con herramientas; también necesitamos control, que implica verificar que cada acción se ejecute según lo planificado y cumplir estándares de calidad.</w:t>
+            </w:r>
+          </w:p>
+          <w:p>
+            <w:r>
+              <w:t>KEVIN</w:t>
+            </w:r>
+            <w:r>
+              <w:tab/>
+            </w:r>
+            <w:r>
+              <w:t xml:space="preserve">: </w:t>
+            </w:r>
+            <w:r>
+              <w:t xml:space="preserve">¿Cómo se aplica el control en </w:t>
+            </w:r>
+            <w:r>
+              <w:rPr>
+                <w:rStyle w:val="Extranjerismo"/>
+              </w:rPr>
+              <w:t>marketing</w:t>
+            </w:r>
+            <w:r>
+              <w:t xml:space="preserve"> digital?</w:t>
+            </w:r>
+          </w:p>
+          <w:p>
+            <w:r>
+              <w:t>CAROLINA</w:t>
+            </w:r>
+            <w:r>
+              <w:t xml:space="preserve">: </w:t>
+            </w:r>
+            <w:r>
+              <w:t xml:space="preserve">Por ejemplo, Google </w:t>
+            </w:r>
+            <w:proofErr w:type="spellStart"/>
+            <w:r>
+              <w:t>Ads</w:t>
+            </w:r>
+            <w:proofErr w:type="spellEnd"/>
+            <w:r>
+              <w:t xml:space="preserve"> permite revisar campañas activas, detectar anuncios que no generan resultados y ajustar presupuesto o segmentación. También se revisan métricas de </w:t>
+            </w:r>
+            <w:r>
+              <w:rPr>
+                <w:rStyle w:val="Extranjerismo"/>
+              </w:rPr>
+              <w:t>engagement</w:t>
+            </w:r>
+            <w:r>
+              <w:t>, conversiones y cumplimiento de plazos.</w:t>
+            </w:r>
+          </w:p>
+          <w:p>
+            <w:r>
+              <w:t>KEVIN</w:t>
+            </w:r>
+            <w:r>
+              <w:tab/>
+            </w:r>
+            <w:r>
+              <w:t xml:space="preserve">: </w:t>
+            </w:r>
+            <w:r>
+              <w:t>Muy claro. Luego tenemos el seguimiento, que es como monitorear todo en tiempo real.</w:t>
+            </w:r>
+          </w:p>
+          <w:p>
+            <w:r>
+              <w:t>CAROLINA</w:t>
+            </w:r>
+            <w:r>
+              <w:t xml:space="preserve">: </w:t>
+            </w:r>
+            <w:r>
+              <w:t>Exacto. El seguimiento digital consiste en analizar datos continuamente, detectar desviaciones y tomar acciones correctivas. Esto asegura que las estrategias se mantengan efectivas a lo largo del tiempo. Empresas como Shopify revisan diariamente indicadores de ventas, visitas y retención de usuarios para ajustar promociones o recursos.</w:t>
+            </w:r>
+          </w:p>
+          <w:p>
+            <w:r>
+              <w:t>KEVIN</w:t>
+            </w:r>
+            <w:r>
+              <w:tab/>
+            </w:r>
+            <w:r>
+              <w:t xml:space="preserve">: </w:t>
+            </w:r>
+            <w:r>
+              <w:t>Finalmente, está la evaluación, ¿verdad?</w:t>
+            </w:r>
+          </w:p>
+          <w:p>
+            <w:r>
+              <w:t>CAROLINA</w:t>
+            </w:r>
+            <w:r>
+              <w:t xml:space="preserve">: </w:t>
+            </w:r>
+            <w:r>
+              <w:t xml:space="preserve">Correcto. La evaluación consiste en medir los resultados finales de cada acción digital frente a los objetivos establecidos. Esto permite identificar logros, oportunidades de mejora y lecciones aprendidas para futuros planes. Por ejemplo, </w:t>
+            </w:r>
+            <w:r>
+              <w:lastRenderedPageBreak/>
+              <w:t xml:space="preserve">HubSpot evalúa campañas trimestralmente, comparando métricas de </w:t>
+            </w:r>
+            <w:r>
+              <w:rPr>
+                <w:rStyle w:val="Extranjerismo"/>
+              </w:rPr>
+              <w:t>lead</w:t>
+            </w:r>
+            <w:r>
+              <w:t xml:space="preserve">s, conversiones y ROI con objetivos </w:t>
+            </w:r>
+            <w:r>
+              <w:t>SMART</w:t>
+            </w:r>
+            <w:r>
+              <w:t xml:space="preserve"> definidos al inicio.</w:t>
+            </w:r>
+          </w:p>
+          <w:p>
+            <w:r>
+              <w:t>KEVIN</w:t>
+            </w:r>
+            <w:r>
+              <w:tab/>
+            </w:r>
+            <w:r>
+              <w:t xml:space="preserve">: </w:t>
+            </w:r>
+            <w:r>
               <w:t>Entonces, todo el ciclo del plan de acción es: presupuesto, cronograma, indicadores, herramientas, control, seguimiento y evaluación, y cada parte alimenta a la siguiente.</w:t>
             </w:r>
           </w:p>
           <w:p>
             <w:r>
-              <w:t>CARLOS</w:t>
+              <w:t>CAROLINA</w:t>
             </w:r>
             <w:r>
               <w:t xml:space="preserve">: </w:t>
@@ -10115,39 +9979,26 @@
           </w:p>
           <w:p>
             <w:r>
-              <w:t>CARLOS</w:t>
+              <w:t>CAROLINA</w:t>
             </w:r>
             <w:r>
               <w:t xml:space="preserve">: </w:t>
             </w:r>
             <w:r>
-              <w:t>Así es. Gracias por acompañarnos en este episodio de Charlas que Venden. Nos vemos en la próxima entrega para seguir explorando estrategias digitales avanzadas.</w:t>
+              <w:t xml:space="preserve">Así es. Gracias por acompañarnos en este episodio de Charlas que </w:t>
+            </w:r>
+            <w:r>
+              <w:t>v</w:t>
+            </w:r>
+            <w:r>
+              <w:t>enden. Nos vemos en la próxima entrega para seguir explorando estrategias digitales avanzadas.</w:t>
             </w:r>
           </w:p>
           <w:p>
             <w:r>
               <w:tab/>
-              <w:t xml:space="preserve">CORTINA MUSICAL </w:t>
-            </w:r>
-            <w:hyperlink r:id="rId19" w:history="1">
-              <w:r>
-                <w:rPr>
-                  <w:rStyle w:val="Hipervnculo"/>
-                </w:rPr>
-                <w:t>https://stock.adobe.com/co/search/audio?k=765616026</w:t>
-              </w:r>
-            </w:hyperlink>
-            <w:r>
-              <w:t xml:space="preserve"> </w:t>
-            </w:r>
-          </w:p>
-          <w:p>
-            <w:r>
-              <w:tab/>
-              <w:t>[Fin del programa]</w:t>
-            </w:r>
-          </w:p>
-          <w:p/>
+            </w:r>
+          </w:p>
         </w:tc>
       </w:tr>
     </w:tbl>
@@ -10197,7 +10048,7 @@
           <w:lang w:val="es-419" w:eastAsia="es-CO"/>
         </w:rPr>
       </w:pPr>
-      <w:hyperlink r:id="rId20" w:history="1">
+      <w:hyperlink r:id="rId14" w:history="1">
         <w:r>
           <w:rPr>
             <w:rStyle w:val="Hipervnculo"/>
@@ -10219,7 +10070,7 @@
           <w:lang w:val="es-419" w:eastAsia="es-CO"/>
         </w:rPr>
       </w:pPr>
-      <w:hyperlink r:id="rId21" w:history="1">
+      <w:hyperlink r:id="rId15" w:history="1">
         <w:r>
           <w:rPr>
             <w:rStyle w:val="Hipervnculo"/>
@@ -10233,7 +10084,7 @@
       <w:pPr>
         <w:pStyle w:val="Titulosgenerales"/>
       </w:pPr>
-      <w:bookmarkStart w:id="13" w:name="_Toc224657869"/>
+      <w:bookmarkStart w:id="13" w:name="_Toc226545811"/>
       <w:r>
         <w:lastRenderedPageBreak/>
         <w:t>S</w:t>
@@ -10344,7 +10195,7 @@
                     </pic:cNvPicPr>
                   </pic:nvPicPr>
                   <pic:blipFill>
-                    <a:blip r:embed="rId22">
+                    <a:blip r:embed="rId16">
                       <a:extLst>
                         <a:ext uri="{28A0092B-C50C-407E-A947-70E740481C1C}">
                           <a14:useLocalDpi xmlns:a14="http://schemas.microsoft.com/office/drawing/2010/main" val="0"/>
@@ -10385,7 +10236,7 @@
       <w:pPr>
         <w:pStyle w:val="Titulosgenerales"/>
       </w:pPr>
-      <w:bookmarkStart w:id="14" w:name="_Toc224657870"/>
+      <w:bookmarkStart w:id="14" w:name="_Toc226545812"/>
       <w:r>
         <w:lastRenderedPageBreak/>
         <w:t>Glosario</w:t>
@@ -10711,7 +10562,7 @@
       <w:pPr>
         <w:pStyle w:val="Titulosgenerales"/>
       </w:pPr>
-      <w:bookmarkStart w:id="15" w:name="_Toc224657871"/>
+      <w:bookmarkStart w:id="15" w:name="_Toc226545813"/>
       <w:r>
         <w:lastRenderedPageBreak/>
         <w:t>Referencias bibliográficas</w:t>
@@ -10765,7 +10616,7 @@
       <w:r>
         <w:t xml:space="preserve">Ministerio de Tecnologías de la Información y las Comunicaciones – MinTIC. (2019). Libro blanco del comercio electrónico en Colombia. </w:t>
       </w:r>
-      <w:hyperlink r:id="rId23" w:history="1">
+      <w:hyperlink r:id="rId17" w:history="1">
         <w:r>
           <w:rPr>
             <w:rStyle w:val="Hipervnculo"/>
@@ -10799,7 +10650,7 @@
       <w:r>
         <w:t xml:space="preserve">Rodríguez, J. C. (2019). Comercio electrónico: fundamentos, modelos y aplicaciones. Universidad Cooperativa de Colombia. </w:t>
       </w:r>
-      <w:hyperlink r:id="rId24" w:history="1">
+      <w:hyperlink r:id="rId18" w:history="1">
         <w:r>
           <w:rPr>
             <w:rStyle w:val="Hipervnculo"/>
@@ -10823,7 +10674,7 @@
       <w:pPr>
         <w:pStyle w:val="Titulosgenerales"/>
       </w:pPr>
-      <w:bookmarkStart w:id="16" w:name="_Toc224657872"/>
+      <w:bookmarkStart w:id="16" w:name="_Toc226545814"/>
       <w:r>
         <w:lastRenderedPageBreak/>
         <w:t>Créditos</w:t>
@@ -11640,8 +11491,8 @@
       </w:pPr>
     </w:p>
     <w:sectPr>
-      <w:headerReference w:type="default" r:id="rId25"/>
-      <w:footerReference w:type="default" r:id="rId26"/>
+      <w:headerReference w:type="default" r:id="rId19"/>
+      <w:footerReference w:type="default" r:id="rId20"/>
       <w:pgSz w:w="12240" w:h="15840"/>
       <w:pgMar w:top="1560" w:right="1134" w:bottom="1134" w:left="1134" w:header="709" w:footer="737" w:gutter="0"/>
       <w:pgNumType w:start="1"/>
@@ -14303,7 +14154,6 @@
   <w:style w:type="character" w:default="1" w:styleId="Fuentedeprrafopredeter">
     <w:name w:val="Default Paragraph Font"/>
     <w:uiPriority w:val="1"/>
-    <w:semiHidden/>
     <w:unhideWhenUsed/>
   </w:style>
   <w:style w:type="table" w:default="1" w:styleId="Tablanormal">
@@ -14844,11 +14694,11 @@
     <w:autoRedefine/>
     <w:uiPriority w:val="39"/>
     <w:unhideWhenUsed/>
-    <w:rsid w:val="00231879"/>
+    <w:rsid w:val="00D331B9"/>
     <w:pPr>
       <w:tabs>
         <w:tab w:val="left" w:pos="567"/>
-        <w:tab w:val="left" w:pos="1418"/>
+        <w:tab w:val="left" w:pos="1560"/>
         <w:tab w:val="right" w:leader="dot" w:pos="9962"/>
       </w:tabs>
       <w:spacing w:after="100"/>
@@ -15468,12 +15318,14 @@
 </file>
 
 <file path=customXml/item2.xml><?xml version="1.0" encoding="utf-8"?>
-<?mso-contentType ?>
-<FormTemplates xmlns="http://schemas.microsoft.com/sharepoint/v3/contenttype/forms">
-  <Display>DocumentLibraryForm</Display>
-  <Edit>DocumentLibraryForm</Edit>
-  <New>DocumentLibraryForm</New>
-</FormTemplates>
+<p:properties xmlns:p="http://schemas.microsoft.com/office/2006/metadata/properties" xmlns:xsi="http://www.w3.org/2001/XMLSchema-instance" xmlns:pc="http://schemas.microsoft.com/office/infopath/2007/PartnerControls">
+  <documentManagement>
+    <TaxCatchAll xmlns="13c90a0b-73bc-4dc0-be5f-28d77b615beb" xsi:nil="true"/>
+    <lcf76f155ced4ddcb4097134ff3c332f xmlns="13c93bba-48ce-428c-bfe5-88b42c19b028">
+      <Terms xmlns="http://schemas.microsoft.com/office/infopath/2007/PartnerControls"/>
+    </lcf76f155ced4ddcb4097134ff3c332f>
+  </documentManagement>
+</p:properties>
 </file>
 
 <file path=customXml/item3.xml><?xml version="1.0" encoding="utf-8"?>
@@ -15712,14 +15564,12 @@
 </file>
 
 <file path=customXml/item4.xml><?xml version="1.0" encoding="utf-8"?>
-<p:properties xmlns:p="http://schemas.microsoft.com/office/2006/metadata/properties" xmlns:xsi="http://www.w3.org/2001/XMLSchema-instance" xmlns:pc="http://schemas.microsoft.com/office/infopath/2007/PartnerControls">
-  <documentManagement>
-    <TaxCatchAll xmlns="13c90a0b-73bc-4dc0-be5f-28d77b615beb" xsi:nil="true"/>
-    <lcf76f155ced4ddcb4097134ff3c332f xmlns="13c93bba-48ce-428c-bfe5-88b42c19b028">
-      <Terms xmlns="http://schemas.microsoft.com/office/infopath/2007/PartnerControls"/>
-    </lcf76f155ced4ddcb4097134ff3c332f>
-  </documentManagement>
-</p:properties>
+<?mso-contentType ?>
+<FormTemplates xmlns="http://schemas.microsoft.com/sharepoint/v3/contenttype/forms">
+  <Display>DocumentLibraryForm</Display>
+  <Edit>DocumentLibraryForm</Edit>
+  <New>DocumentLibraryForm</New>
+</FormTemplates>
 </file>
 
 <file path=customXml/itemProps1.xml><?xml version="1.0" encoding="utf-8"?>
@@ -15731,18 +15581,6 @@
 </file>
 
 <file path=customXml/itemProps2.xml><?xml version="1.0" encoding="utf-8"?>
-<ds:datastoreItem xmlns:ds="http://schemas.openxmlformats.org/officeDocument/2006/customXml" ds:itemID="{81CBDEC1-3B00-44ED-AD36-0268077980BA}">
-  <ds:schemaRefs>
-    <ds:schemaRef ds:uri="http://schemas.microsoft.com/sharepoint/v3/contenttype/forms"/>
-  </ds:schemaRefs>
-</ds:datastoreItem>
-</file>
-
-<file path=customXml/itemProps3.xml><?xml version="1.0" encoding="utf-8"?>
-<ds:datastoreItem xmlns:ds="http://schemas.openxmlformats.org/officeDocument/2006/customXml" ds:itemID="{CC598B45-14DE-4CC7-A167-AA2A978D84F7}"/>
-</file>
-
-<file path=customXml/itemProps4.xml><?xml version="1.0" encoding="utf-8"?>
 <ds:datastoreItem xmlns:ds="http://schemas.openxmlformats.org/officeDocument/2006/customXml" ds:itemID="{1145D752-ACC1-45E1-AB53-0C756F67FC7F}">
   <ds:schemaRefs>
     <ds:schemaRef ds:uri="http://schemas.microsoft.com/office/2006/metadata/properties"/>
@@ -15751,4 +15589,16 @@
     <ds:schemaRef ds:uri="a70d3c18-0869-45a1-9f75-4b4b8f0f32be"/>
   </ds:schemaRefs>
 </ds:datastoreItem>
+</file>
+
+<file path=customXml/itemProps3.xml><?xml version="1.0" encoding="utf-8"?>
+<ds:datastoreItem xmlns:ds="http://schemas.openxmlformats.org/officeDocument/2006/customXml" ds:itemID="{BB88AD54-CA28-41BD-9C68-26757E5A73C8}"/>
+</file>
+
+<file path=customXml/itemProps4.xml><?xml version="1.0" encoding="utf-8"?>
+<ds:datastoreItem xmlns:ds="http://schemas.openxmlformats.org/officeDocument/2006/customXml" ds:itemID="{81CBDEC1-3B00-44ED-AD36-0268077980BA}">
+  <ds:schemaRefs>
+    <ds:schemaRef ds:uri="http://schemas.microsoft.com/sharepoint/v3/contenttype/forms"/>
+  </ds:schemaRefs>
+</ds:datastoreItem>
 </file>
--- a/fuentes/CFA2_21720033_DU.docx
+++ b/fuentes/CFA2_21720033_DU.docx
@@ -4344,6 +4344,9 @@
         <w:t xml:space="preserve"> digital deben ser </w:t>
       </w:r>
       <w:r>
+        <w:rPr>
+          <w:rStyle w:val="Extranjerismo"/>
+        </w:rPr>
         <w:t>SMART</w:t>
       </w:r>
       <w:r>
@@ -4513,6 +4516,9 @@
         <w:t xml:space="preserve">Ejemplos de objetivos </w:t>
       </w:r>
       <w:r>
+        <w:rPr>
+          <w:rStyle w:val="Extranjerismo"/>
+        </w:rPr>
         <w:t>SMART</w:t>
       </w:r>
       <w:r>
@@ -5010,6 +5016,9 @@
         <w:t xml:space="preserve">Definir objetivos </w:t>
       </w:r>
       <w:r>
+        <w:rPr>
+          <w:rStyle w:val="Extranjerismo"/>
+        </w:rPr>
         <w:t>SMART</w:t>
       </w:r>
       <w:r>
@@ -9932,6 +9941,9 @@
               <w:t xml:space="preserve">s, conversiones y ROI con objetivos </w:t>
             </w:r>
             <w:r>
+              <w:rPr>
+                <w:rStyle w:val="Extranjerismo"/>
+              </w:rPr>
               <w:t>SMART</w:t>
             </w:r>
             <w:r>
@@ -11538,7 +11550,6 @@
         <w:docPartUnique/>
       </w:docPartObj>
     </w:sdtPr>
-    <w:sdtEndPr/>
     <w:sdtContent>
       <w:p>
         <w:pPr>
@@ -11566,7 +11577,6 @@
         <w:docPartUnique/>
       </w:docPartObj>
     </w:sdtPr>
-    <w:sdtEndPr/>
     <w:sdtContent>
       <w:p>
         <w:pPr>
@@ -14154,6 +14164,7 @@
   <w:style w:type="character" w:default="1" w:styleId="Fuentedeprrafopredeter">
     <w:name w:val="Default Paragraph Font"/>
     <w:uiPriority w:val="1"/>
+    <w:semiHidden/>
     <w:unhideWhenUsed/>
   </w:style>
   <w:style w:type="table" w:default="1" w:styleId="Tablanormal">
@@ -15318,14 +15329,12 @@
 </file>
 
 <file path=customXml/item2.xml><?xml version="1.0" encoding="utf-8"?>
-<p:properties xmlns:p="http://schemas.microsoft.com/office/2006/metadata/properties" xmlns:xsi="http://www.w3.org/2001/XMLSchema-instance" xmlns:pc="http://schemas.microsoft.com/office/infopath/2007/PartnerControls">
-  <documentManagement>
-    <TaxCatchAll xmlns="13c90a0b-73bc-4dc0-be5f-28d77b615beb" xsi:nil="true"/>
-    <lcf76f155ced4ddcb4097134ff3c332f xmlns="13c93bba-48ce-428c-bfe5-88b42c19b028">
-      <Terms xmlns="http://schemas.microsoft.com/office/infopath/2007/PartnerControls"/>
-    </lcf76f155ced4ddcb4097134ff3c332f>
-  </documentManagement>
-</p:properties>
+<?mso-contentType ?>
+<FormTemplates xmlns="http://schemas.microsoft.com/sharepoint/v3/contenttype/forms">
+  <Display>DocumentLibraryForm</Display>
+  <Edit>DocumentLibraryForm</Edit>
+  <New>DocumentLibraryForm</New>
+</FormTemplates>
 </file>
 
 <file path=customXml/item3.xml><?xml version="1.0" encoding="utf-8"?>
@@ -15564,12 +15573,14 @@
 </file>
 
 <file path=customXml/item4.xml><?xml version="1.0" encoding="utf-8"?>
-<?mso-contentType ?>
-<FormTemplates xmlns="http://schemas.microsoft.com/sharepoint/v3/contenttype/forms">
-  <Display>DocumentLibraryForm</Display>
-  <Edit>DocumentLibraryForm</Edit>
-  <New>DocumentLibraryForm</New>
-</FormTemplates>
+<p:properties xmlns:p="http://schemas.microsoft.com/office/2006/metadata/properties" xmlns:xsi="http://www.w3.org/2001/XMLSchema-instance" xmlns:pc="http://schemas.microsoft.com/office/infopath/2007/PartnerControls">
+  <documentManagement>
+    <TaxCatchAll xmlns="13c90a0b-73bc-4dc0-be5f-28d77b615beb" xsi:nil="true"/>
+    <lcf76f155ced4ddcb4097134ff3c332f xmlns="13c93bba-48ce-428c-bfe5-88b42c19b028">
+      <Terms xmlns="http://schemas.microsoft.com/office/infopath/2007/PartnerControls"/>
+    </lcf76f155ced4ddcb4097134ff3c332f>
+  </documentManagement>
+</p:properties>
 </file>
 
 <file path=customXml/itemProps1.xml><?xml version="1.0" encoding="utf-8"?>
@@ -15581,6 +15592,18 @@
 </file>
 
 <file path=customXml/itemProps2.xml><?xml version="1.0" encoding="utf-8"?>
+<ds:datastoreItem xmlns:ds="http://schemas.openxmlformats.org/officeDocument/2006/customXml" ds:itemID="{81CBDEC1-3B00-44ED-AD36-0268077980BA}">
+  <ds:schemaRefs>
+    <ds:schemaRef ds:uri="http://schemas.microsoft.com/sharepoint/v3/contenttype/forms"/>
+  </ds:schemaRefs>
+</ds:datastoreItem>
+</file>
+
+<file path=customXml/itemProps3.xml><?xml version="1.0" encoding="utf-8"?>
+<ds:datastoreItem xmlns:ds="http://schemas.openxmlformats.org/officeDocument/2006/customXml" ds:itemID="{21883B82-FEAD-4C05-BCFA-7C1CF6D8B0DA}"/>
+</file>
+
+<file path=customXml/itemProps4.xml><?xml version="1.0" encoding="utf-8"?>
 <ds:datastoreItem xmlns:ds="http://schemas.openxmlformats.org/officeDocument/2006/customXml" ds:itemID="{1145D752-ACC1-45E1-AB53-0C756F67FC7F}">
   <ds:schemaRefs>
     <ds:schemaRef ds:uri="http://schemas.microsoft.com/office/2006/metadata/properties"/>
@@ -15589,16 +15612,4 @@
     <ds:schemaRef ds:uri="a70d3c18-0869-45a1-9f75-4b4b8f0f32be"/>
   </ds:schemaRefs>
 </ds:datastoreItem>
-</file>
-
-<file path=customXml/itemProps3.xml><?xml version="1.0" encoding="utf-8"?>
-<ds:datastoreItem xmlns:ds="http://schemas.openxmlformats.org/officeDocument/2006/customXml" ds:itemID="{BB88AD54-CA28-41BD-9C68-26757E5A73C8}"/>
-</file>
-
-<file path=customXml/itemProps4.xml><?xml version="1.0" encoding="utf-8"?>
-<ds:datastoreItem xmlns:ds="http://schemas.openxmlformats.org/officeDocument/2006/customXml" ds:itemID="{81CBDEC1-3B00-44ED-AD36-0268077980BA}">
-  <ds:schemaRefs>
-    <ds:schemaRef ds:uri="http://schemas.microsoft.com/sharepoint/v3/contenttype/forms"/>
-  </ds:schemaRefs>
-</ds:datastoreItem>
 </file>
--- a/fuentes/CFA2_21720033_DU.docx
+++ b/fuentes/CFA2_21720033_DU.docx
@@ -3187,12 +3187,12 @@
           <w:numId w:val="17"/>
         </w:numPr>
         <w:rPr>
-          <w:bCs/>
-        </w:rPr>
-      </w:pPr>
-      <w:r>
-        <w:rPr>
-          <w:bCs/>
+          <w:b/>
+        </w:rPr>
+      </w:pPr>
+      <w:r>
+        <w:rPr>
+          <w:b/>
         </w:rPr>
         <w:t>La segmentación digital</w:t>
       </w:r>
@@ -3306,12 +3306,12 @@
           <w:numId w:val="17"/>
         </w:numPr>
         <w:rPr>
-          <w:bCs/>
-        </w:rPr>
-      </w:pPr>
-      <w:r>
-        <w:rPr>
-          <w:bCs/>
+          <w:b/>
+        </w:rPr>
+      </w:pPr>
+      <w:r>
+        <w:rPr>
+          <w:b/>
         </w:rPr>
         <w:t>Optimización de la experiencia de usuario (UX)</w:t>
       </w:r>
@@ -3375,12 +3375,12 @@
           <w:numId w:val="17"/>
         </w:numPr>
         <w:rPr>
-          <w:bCs/>
-        </w:rPr>
-      </w:pPr>
-      <w:r>
-        <w:rPr>
-          <w:bCs/>
+          <w:b/>
+        </w:rPr>
+      </w:pPr>
+      <w:r>
+        <w:rPr>
+          <w:b/>
         </w:rPr>
         <w:t>Las estrategias de adquisición de clientes</w:t>
       </w:r>
@@ -15329,12 +15329,14 @@
 </file>
 
 <file path=customXml/item2.xml><?xml version="1.0" encoding="utf-8"?>
-<?mso-contentType ?>
-<FormTemplates xmlns="http://schemas.microsoft.com/sharepoint/v3/contenttype/forms">
-  <Display>DocumentLibraryForm</Display>
-  <Edit>DocumentLibraryForm</Edit>
-  <New>DocumentLibraryForm</New>
-</FormTemplates>
+<p:properties xmlns:p="http://schemas.microsoft.com/office/2006/metadata/properties" xmlns:xsi="http://www.w3.org/2001/XMLSchema-instance" xmlns:pc="http://schemas.microsoft.com/office/infopath/2007/PartnerControls">
+  <documentManagement>
+    <TaxCatchAll xmlns="13c90a0b-73bc-4dc0-be5f-28d77b615beb" xsi:nil="true"/>
+    <lcf76f155ced4ddcb4097134ff3c332f xmlns="13c93bba-48ce-428c-bfe5-88b42c19b028">
+      <Terms xmlns="http://schemas.microsoft.com/office/infopath/2007/PartnerControls"/>
+    </lcf76f155ced4ddcb4097134ff3c332f>
+  </documentManagement>
+</p:properties>
 </file>
 
 <file path=customXml/item3.xml><?xml version="1.0" encoding="utf-8"?>
@@ -15573,14 +15575,12 @@
 </file>
 
 <file path=customXml/item4.xml><?xml version="1.0" encoding="utf-8"?>
-<p:properties xmlns:p="http://schemas.microsoft.com/office/2006/metadata/properties" xmlns:xsi="http://www.w3.org/2001/XMLSchema-instance" xmlns:pc="http://schemas.microsoft.com/office/infopath/2007/PartnerControls">
-  <documentManagement>
-    <TaxCatchAll xmlns="13c90a0b-73bc-4dc0-be5f-28d77b615beb" xsi:nil="true"/>
-    <lcf76f155ced4ddcb4097134ff3c332f xmlns="13c93bba-48ce-428c-bfe5-88b42c19b028">
-      <Terms xmlns="http://schemas.microsoft.com/office/infopath/2007/PartnerControls"/>
-    </lcf76f155ced4ddcb4097134ff3c332f>
-  </documentManagement>
-</p:properties>
+<?mso-contentType ?>
+<FormTemplates xmlns="http://schemas.microsoft.com/sharepoint/v3/contenttype/forms">
+  <Display>DocumentLibraryForm</Display>
+  <Edit>DocumentLibraryForm</Edit>
+  <New>DocumentLibraryForm</New>
+</FormTemplates>
 </file>
 
 <file path=customXml/itemProps1.xml><?xml version="1.0" encoding="utf-8"?>
@@ -15592,18 +15592,6 @@
 </file>
 
 <file path=customXml/itemProps2.xml><?xml version="1.0" encoding="utf-8"?>
-<ds:datastoreItem xmlns:ds="http://schemas.openxmlformats.org/officeDocument/2006/customXml" ds:itemID="{81CBDEC1-3B00-44ED-AD36-0268077980BA}">
-  <ds:schemaRefs>
-    <ds:schemaRef ds:uri="http://schemas.microsoft.com/sharepoint/v3/contenttype/forms"/>
-  </ds:schemaRefs>
-</ds:datastoreItem>
-</file>
-
-<file path=customXml/itemProps3.xml><?xml version="1.0" encoding="utf-8"?>
-<ds:datastoreItem xmlns:ds="http://schemas.openxmlformats.org/officeDocument/2006/customXml" ds:itemID="{21883B82-FEAD-4C05-BCFA-7C1CF6D8B0DA}"/>
-</file>
-
-<file path=customXml/itemProps4.xml><?xml version="1.0" encoding="utf-8"?>
 <ds:datastoreItem xmlns:ds="http://schemas.openxmlformats.org/officeDocument/2006/customXml" ds:itemID="{1145D752-ACC1-45E1-AB53-0C756F67FC7F}">
   <ds:schemaRefs>
     <ds:schemaRef ds:uri="http://schemas.microsoft.com/office/2006/metadata/properties"/>
@@ -15612,4 +15600,16 @@
     <ds:schemaRef ds:uri="a70d3c18-0869-45a1-9f75-4b4b8f0f32be"/>
   </ds:schemaRefs>
 </ds:datastoreItem>
+</file>
+
+<file path=customXml/itemProps3.xml><?xml version="1.0" encoding="utf-8"?>
+<ds:datastoreItem xmlns:ds="http://schemas.openxmlformats.org/officeDocument/2006/customXml" ds:itemID="{36C05987-024C-48D8-9B83-F7E1F6E23BD6}"/>
+</file>
+
+<file path=customXml/itemProps4.xml><?xml version="1.0" encoding="utf-8"?>
+<ds:datastoreItem xmlns:ds="http://schemas.openxmlformats.org/officeDocument/2006/customXml" ds:itemID="{81CBDEC1-3B00-44ED-AD36-0268077980BA}">
+  <ds:schemaRefs>
+    <ds:schemaRef ds:uri="http://schemas.microsoft.com/sharepoint/v3/contenttype/forms"/>
+  </ds:schemaRefs>
+</ds:datastoreItem>
 </file>